--- a/《骑士冲锋》隐私政策.docx
+++ b/《骑士冲锋》隐私政策.docx
@@ -4,91 +4,84 @@
   <w:body>
     <w:p>
       <w:pPr>
-        <w:spacing w:before="240" w:after="120"/>
+        <w:spacing w:before="120" w:after="80"/>
         <w:jc w:val="center"/>
       </w:pPr>
       <w:r>
         <w:rPr>
           <w:rFonts w:ascii="Microsoft YaHei" w:hAnsi="Microsoft YaHei" w:eastAsia="Microsoft YaHei"/>
           <w:b/>
-          <w:color w:val="1F4E79"/>
-          <w:sz w:val="36"/>
+          <w:color w:val="1A5276"/>
+          <w:sz w:val="40"/>
         </w:rPr>
         <w:t>《骑士冲锋》隐私政策</w:t>
       </w:r>
     </w:p>
     <w:p>
       <w:pPr>
-        <w:spacing w:before="0" w:after="240"/>
+        <w:spacing w:after="280"/>
         <w:jc w:val="center"/>
       </w:pPr>
       <w:r>
         <w:rPr>
-          <w:rFonts w:ascii="Microsoft YaHei" w:hAnsi="Microsoft YaHei" w:eastAsia="Microsoft YaHei"/>
-          <w:color w:val="787878"/>
-          <w:sz w:val="18"/>
+          <w:color w:val="718096"/>
+          <w:sz w:val="19"/>
         </w:rPr>
-        <w:t>更新日期：2026年08月29日  |  生效日期：2026年08月29日</w:t>
+        <w:t>更新日期：2026年09月01日    |    生效日期：2026年09月01日</w:t>
       </w:r>
     </w:p>
     <w:tbl>
       <w:tblPr>
         <w:tblW w:type="auto" w:w="0"/>
         <w:jc w:val="center"/>
+        <w:tblLayout w:type="fixed"/>
         <w:tblLook w:firstColumn="1" w:firstRow="1" w:lastColumn="0" w:lastRow="0" w:noHBand="0" w:noVBand="1" w:val="04A0"/>
       </w:tblPr>
       <w:tblGrid>
-        <w:gridCol w:w="9360"/>
+        <w:gridCol w:w="9648"/>
       </w:tblGrid>
       <w:tr>
         <w:tc>
           <w:tcPr>
-            <w:tcW w:type="dxa" w:w="9360"/>
-            <w:shd w:fill="F4F6F9"/>
+            <w:tcW w:type="dxa" w:w="9648"/>
+            <w:shd w:fill="EBF5FB"/>
             <w:tcMar>
               <w:top w:w="140" w:type="dxa"/>
               <w:bottom w:w="140" w:type="dxa"/>
               <w:left w:w="180" w:type="dxa"/>
               <w:right w:w="180" w:type="dxa"/>
             </w:tcMar>
-            <w:tcBorders>
-              <w:top w:val="single" w:sz="6" w:space="0" w:color="4A90E2"/>
-              <w:left w:val="single" w:sz="18" w:space="0" w:color="1F4E79"/>
-              <w:bottom w:val="single" w:sz="6" w:space="0" w:color="4A90E2"/>
-              <w:right w:val="single" w:sz="6" w:space="0" w:color="4A90E2"/>
-            </w:tcBorders>
           </w:tcPr>
           <w:p>
             <w:pPr>
-              <w:spacing w:before="0" w:after="80" w:line="300" w:lineRule="auto"/>
+              <w:spacing w:after="80"/>
             </w:pPr>
             <w:r>
               <w:rPr>
-                <w:rFonts w:ascii="Microsoft YaHei" w:hAnsi="Microsoft YaHei" w:eastAsia="Microsoft YaHei"/>
                 <w:b/>
-                <w:color w:val="1F4E79"/>
-                <w:sz w:val="20"/>
+                <w:color w:val="1A5276"/>
+                <w:sz w:val="21"/>
               </w:rPr>
-              <w:t>【温馨提示 / APP内首发弹窗说明】</w:t>
+              <w:t>【温馨提示 / 应用内首发弹窗指引】</w:t>
               <w:br/>
             </w:r>
             <w:r>
               <w:rPr>
-                <w:rFonts w:ascii="Microsoft YaHei" w:hAnsi="Microsoft YaHei" w:eastAsia="Microsoft YaHei"/>
-                <w:color w:val="464646"/>
-                <w:sz w:val="18"/>
+                <w:color w:val="1E3A8A"/>
+                <w:sz w:val="19"/>
               </w:rPr>
-              <w:t>欢迎您体验《骑士冲锋》！我们非常重视保护您的个人信息与隐私安全。</w:t>
+              <w:t>欢迎您体验《骑士冲锋》！我们非常重视保护您的个人信息与隐私安全。在您使用《骑士冲锋》前，请仔细阅读并充分理解本政策内容：</w:t>
               <w:br/>
-              <w:t>在您使用《骑士冲锋》前，请仔细阅读并充分理解本政策内容：</w:t>
+              <w:t>1. 游戏运行与画面渲染：为保障游戏画面的正常渲染、设备机型适配及异常崩溃排查，游戏底层调用的 Unity3D 引擎 将收集必要的设备基础信息（包括 Android ID、设备型号、操作系统版本等）；</w:t>
               <w:br/>
-              <w:t>1. 为保障游戏基础画面的正常渲染、设备机型适配及异常崩溃排查，游戏底层调用的 Unity3D 引擎将收集必要的设备信息（包括 Android ID、设备型号、操作系统版本等）；</w:t>
+              <w:t>2. 广告展示与激励获取：为向您提供游戏内广告展示及免付费获取游戏道具/复活奖励功能，游戏接入了 TapADN SDK（又名 Dirichlet Ad SDK），将收集必要的设备标识符（OAID/Android ID）、网络状态、IP 地址、广告交互数据以及可选的传感器信息（用于摇一摇等互动广告）；</w:t>
               <w:br/>
-              <w:t>2. 游戏运行需调用基础的网络访问权限，用于网络状态检测及必要组件运行；</w:t>
+              <w:t>3. 权限调用说明：游戏运行需调用基础的网络访问权限及网络状态查看权限，以便进行广告加载及通信；</w:t>
               <w:br/>
-              <w:t>3. 本游戏为单机休闲体验，关卡进度与游戏数据均保存在您的本地设备；</w:t>
+              <w:t>4. 单机存档与个性化广告控制：本游戏关卡进度与装备数据均保存在您的本地设备；我们支持退出个性化广告推荐，关闭后您看到的广告数量不变但相关度降低；</w:t>
               <w:br/>
-              <w:t>4. 您依法享有访问、更正、删除本地数据以及撤回授权同意的权利。</w:t>
+              <w:t>5. 用户权利保障：您依法享有访问、更正、删除本地数据、关闭个性化推荐以及撤回授权同意的权利。</w:t>
+              <w:br/>
               <w:br/>
               <w:t>如您同意本隐私政策，请点击“同意”开始游戏体验；如您不同意，请点击“拒绝并退出”。我们将尽全力保护您的个人信息安全。</w:t>
             </w:r>
@@ -98,95 +91,68 @@
     </w:tbl>
     <w:p>
       <w:pPr>
-        <w:spacing w:before="0" w:after="80"/>
+        <w:spacing w:after="80"/>
       </w:pPr>
     </w:p>
     <w:p>
       <w:pPr>
-        <w:spacing w:before="280" w:after="120"/>
+        <w:keepNext/>
+        <w:spacing w:before="280" w:after="80"/>
       </w:pPr>
       <w:r>
         <w:rPr>
           <w:rFonts w:ascii="Microsoft YaHei" w:hAnsi="Microsoft YaHei" w:eastAsia="Microsoft YaHei"/>
           <w:b/>
-          <w:color w:val="1F4E79"/>
-          <w:sz w:val="24"/>
+          <w:color w:val="1A5276"/>
+          <w:sz w:val="26"/>
         </w:rPr>
         <w:t>引言</w:t>
       </w:r>
     </w:p>
     <w:p>
       <w:pPr>
-        <w:spacing w:before="0" w:after="80" w:line="300" w:lineRule="auto"/>
+        <w:spacing w:after="80" w:line="300" w:lineRule="auto"/>
       </w:pPr>
       <w:r>
-        <w:rPr>
-          <w:rFonts w:ascii="Microsoft YaHei" w:hAnsi="Microsoft YaHei" w:eastAsia="Microsoft YaHei"/>
-          <w:color w:val="3C3C3C"/>
-          <w:sz w:val="19"/>
-        </w:rPr>
-        <w:t>开发者高澜城（厂商/工作室：瓶子bottle，联系邮箱：1523099941@qq.com，以下简称“我们”）系移动游戏应用程序“《骑士冲锋》”（以下简称“本游戏”或“本产品”）的开发者与运营者。我们深知个人信息对您的重要性，并始终严格遵守《中华人民共和国个人信息保护法》《中华人民共和国网络安全法》《常见类型移动互联网应用程序必要个人信息范围规定》等法律法规，致力于保护广大用户（以下简称“您”）的个人信息及隐私安全。</w:t>
+        <w:t>开发者高澜城（厂商/工作室：瓶子bottle，联系邮箱：1523099941@qq.com，以下简称“我们”）系移动游戏应用程序“《骑士冲锋》”（以下简称“本游戏”或“本产品”）的开发者与运营者。我们深知个人信息对您的重要性，并始终严格遵守《中华人民共和国个人信息保护法》《中华人民共和国网络安全法》《中华人民共和国数据安全法》《常见类型移动互联网应用程序必要个人信息范围规定》以及《互联网信息服务算法推荐管理规定》等法律法规与国家标准，致力于保护广大用户（以下简称“您”）的个人信息及隐私安全。</w:t>
       </w:r>
     </w:p>
     <w:p>
       <w:pPr>
-        <w:spacing w:before="0" w:after="80" w:line="300" w:lineRule="auto"/>
+        <w:spacing w:after="80" w:line="300" w:lineRule="auto"/>
       </w:pPr>
       <w:r>
-        <w:rPr>
-          <w:rFonts w:ascii="Microsoft YaHei" w:hAnsi="Microsoft YaHei" w:eastAsia="Microsoft YaHei"/>
-          <w:color w:val="3C3C3C"/>
-          <w:sz w:val="19"/>
-        </w:rPr>
         <w:t>为详细说明我们在您使用《骑士冲锋》过程中如何收集、使用、保存、共享及保护您的个人信息，以及您如何管理您的个人信息，我们特制定《骑士冲锋隐私政策》（以下简称“本政策”）。</w:t>
       </w:r>
     </w:p>
     <w:p>
       <w:pPr>
-        <w:spacing w:before="0" w:after="80" w:line="300" w:lineRule="auto"/>
+        <w:spacing w:after="80" w:line="300" w:lineRule="auto"/>
+      </w:pPr>
+      <w:r>
+        <w:t>【特别提示】 在您使用《骑士冲锋》前，请您务必认真阅读并充分理解本政策的全部条款。当您勾选或点击“同意”本政策并开始使用本游戏，即表示您已充分理解并同意我们按照本政策的约定处理您的个人信息。如您对本政策有任何疑问，可通过本政策第十部分提供的联系方式与我们联系。</w:t>
+      </w:r>
+    </w:p>
+    <w:p>
+      <w:pPr>
+        <w:keepNext/>
+        <w:spacing w:before="280" w:after="80"/>
       </w:pPr>
       <w:r>
         <w:rPr>
           <w:rFonts w:ascii="Microsoft YaHei" w:hAnsi="Microsoft YaHei" w:eastAsia="Microsoft YaHei"/>
           <w:b/>
-          <w:color w:val="282828"/>
-          <w:sz w:val="19"/>
-        </w:rPr>
-        <w:t xml:space="preserve">【特别提示】 </w:t>
-      </w:r>
-      <w:r>
-        <w:rPr>
-          <w:rFonts w:ascii="Microsoft YaHei" w:hAnsi="Microsoft YaHei" w:eastAsia="Microsoft YaHei"/>
-          <w:color w:val="3C3C3C"/>
-          <w:sz w:val="19"/>
-        </w:rPr>
-        <w:t>【特别提示】在您使用《骑士冲锋》前，请您务必认真阅读并充分理解本政策的全部条款。当您勾选或点击“同意”本政策并开始使用本游戏，即表示您已充分理解并同意我们按照本政策的约定处理您的个人信息。如您对本政策有任何疑问，可通过本政策第十部分提供的联系方式与我们联系。</w:t>
-      </w:r>
-    </w:p>
-    <w:p>
-      <w:pPr>
-        <w:spacing w:before="280" w:after="120"/>
-      </w:pPr>
-      <w:r>
-        <w:rPr>
-          <w:rFonts w:ascii="Microsoft YaHei" w:hAnsi="Microsoft YaHei" w:eastAsia="Microsoft YaHei"/>
-          <w:b/>
-          <w:color w:val="1F4E79"/>
-          <w:sz w:val="24"/>
+          <w:color w:val="1A5276"/>
+          <w:sz w:val="26"/>
         </w:rPr>
         <w:t>目录</w:t>
       </w:r>
     </w:p>
     <w:p>
       <w:pPr>
-        <w:spacing w:before="0" w:after="80" w:line="300" w:lineRule="auto"/>
+        <w:spacing w:after="80" w:line="300" w:lineRule="auto"/>
       </w:pPr>
       <w:r>
-        <w:rPr>
-          <w:rFonts w:ascii="Microsoft YaHei" w:hAnsi="Microsoft YaHei" w:eastAsia="Microsoft YaHei"/>
-          <w:color w:val="3C3C3C"/>
-          <w:sz w:val="19"/>
-        </w:rPr>
         <w:t>一、我们如何收集和使用您的个人信息</w:t>
         <w:br/>
         <w:t>二、我们如何保存您的个人信息</w:t>
@@ -210,58 +176,50 @@
     </w:p>
     <w:p>
       <w:pPr>
-        <w:spacing w:before="280" w:after="120"/>
+        <w:keepNext/>
+        <w:spacing w:before="280" w:after="80"/>
       </w:pPr>
       <w:r>
         <w:rPr>
           <w:rFonts w:ascii="Microsoft YaHei" w:hAnsi="Microsoft YaHei" w:eastAsia="Microsoft YaHei"/>
           <w:b/>
-          <w:color w:val="1F4E79"/>
-          <w:sz w:val="24"/>
+          <w:color w:val="1A5276"/>
+          <w:sz w:val="26"/>
         </w:rPr>
         <w:t>一、我们如何收集和使用您的个人信息</w:t>
       </w:r>
     </w:p>
     <w:p>
       <w:pPr>
-        <w:spacing w:before="0" w:after="80" w:line="300" w:lineRule="auto"/>
+        <w:spacing w:after="80" w:line="300" w:lineRule="auto"/>
       </w:pPr>
       <w:r>
-        <w:rPr>
-          <w:rFonts w:ascii="Microsoft YaHei" w:hAnsi="Microsoft YaHei" w:eastAsia="Microsoft YaHei"/>
-          <w:color w:val="3C3C3C"/>
-          <w:sz w:val="19"/>
-        </w:rPr>
-        <w:t>我们遵循正当、合法、必要的原则，仅出于本政策所述的以下目的与场景收集和使用您的个人信息：</w:t>
+        <w:t>我们遵循正当、合法、必要的原则，仅出于本政策所述的以下目的与业务场景收集和使用您的个人信息：</w:t>
       </w:r>
     </w:p>
     <w:p>
       <w:pPr>
+        <w:keepNext/>
         <w:spacing w:before="160" w:after="60"/>
       </w:pPr>
       <w:r>
         <w:rPr>
           <w:rFonts w:ascii="Microsoft YaHei" w:hAnsi="Microsoft YaHei" w:eastAsia="Microsoft YaHei"/>
           <w:b/>
-          <w:color w:val="2980B9"/>
-          <w:sz w:val="21"/>
+          <w:color w:val="2C3E50"/>
+          <w:sz w:val="22"/>
         </w:rPr>
         <w:t>（一）保障游戏基础功能运行与画面渲染</w:t>
       </w:r>
     </w:p>
     <w:p>
       <w:pPr>
-        <w:spacing w:before="0" w:after="80" w:line="300" w:lineRule="auto"/>
+        <w:spacing w:after="80" w:line="300" w:lineRule="auto"/>
       </w:pPr>
       <w:r>
-        <w:rPr>
-          <w:rFonts w:ascii="Microsoft YaHei" w:hAnsi="Microsoft YaHei" w:eastAsia="Microsoft YaHei"/>
-          <w:color w:val="3C3C3C"/>
-          <w:sz w:val="19"/>
-        </w:rPr>
         <w:t>当您启动并运行《骑士冲锋》时，为保证游戏画面正常渲染、游戏底层引擎（Unity3D）基础功能初始化、适配您的移动设备屏幕与分辨率，以及排查游戏运行崩溃与卡顿故障，游戏底层引擎会在本地自动获取您的必要设备信息：</w:t>
         <w:br/>
-        <w:t>• 收集信息类型：设备标识符（Android ID）、设备型号、操作系统版本、CPU及GPU架构信息、屏幕分辨率、系统语言、内存及存储空间大小。</w:t>
+        <w:t>• 收集信息类型：设备标识符（Android ID）、设备品牌与型号、操作系统版本、CPU及GPU架构信息、屏幕分辨率、系统语言、内存及存储空间大小。</w:t>
         <w:br/>
         <w:t>• 收集方式与时机：游戏底层引擎本地自动获取，在应用启动初始化时收集。</w:t>
         <w:br/>
@@ -272,28 +230,125 @@
     </w:p>
     <w:p>
       <w:pPr>
+        <w:keepNext/>
         <w:spacing w:before="160" w:after="60"/>
       </w:pPr>
       <w:r>
         <w:rPr>
           <w:rFonts w:ascii="Microsoft YaHei" w:hAnsi="Microsoft YaHei" w:eastAsia="Microsoft YaHei"/>
           <w:b/>
-          <w:color w:val="2980B9"/>
-          <w:sz w:val="21"/>
+          <w:color w:val="2C3E50"/>
+          <w:sz w:val="22"/>
         </w:rPr>
-        <w:t>（二）本地存档与游戏数据记录</w:t>
+        <w:t>（二）广告展示、投放与激励获取</w:t>
       </w:r>
     </w:p>
     <w:p>
       <w:pPr>
-        <w:spacing w:before="0" w:after="80" w:line="300" w:lineRule="auto"/>
+        <w:spacing w:after="80" w:line="300" w:lineRule="auto"/>
+      </w:pPr>
+      <w:r>
+        <w:t>为向您提供免费的游戏体验，支持游戏内关卡复活、双倍金币结算、备战奖励等增益道具的免费获取，本游戏接入了 TapADN SDK（又名 Dirichlet Ad SDK） 提供广告展示及效果优化服务：</w:t>
+        <w:br/>
+        <w:t>• 收集信息类型：</w:t>
+        <w:br/>
+        <w:t xml:space="preserve">  - 设备基础信息：设备品牌、型号、软件系统版本、屏幕密度、屏幕分辨率、设备语言、设备时区、CPU 信息、可用存储空间大小；</w:t>
+        <w:br/>
+        <w:t xml:space="preserve">  - 设备标识符：【必选】设备标识符（Android 端：OAID、Android ID；iOS 端：IDFV）；【可选】设备标识符（Android 端：IMEI、AAID、VAID；iOS 端：IDFA）；</w:t>
+        <w:br/>
+        <w:t xml:space="preserve">  - 网络信息：Wi-Fi 状态、网络信号强度、IP 地址；</w:t>
+        <w:br/>
+        <w:t xml:space="preserve">  - 应用信息：应用包名、运行中的进程信息、版本号、应用前后台状态、软件列表（可选）；</w:t>
+        <w:br/>
+        <w:t xml:space="preserve">  - 传感器信息（可选）：加速度传感器、陀螺仪传感器、线性加速度传感器、磁场传感器、旋转矢量传感器（用于摇一摇、扭一扭等互动广告及反作弊）；</w:t>
+        <w:br/>
+        <w:t xml:space="preserve">  - 广告交互数据：对广告的展示、点击、跳过、播放完成及转化等交互数据；</w:t>
+        <w:br/>
+        <w:t xml:space="preserve">  - 位置信息（可选）：粗略地理位置信息或精确地理位置信息（WiFi 列表、基站等）；</w:t>
+        <w:br/>
+        <w:t xml:space="preserve">  - 性能与诊断数据：崩溃数据、性能数据。</w:t>
+        <w:br/>
+        <w:t>• 收集方式与时机：由 TapADN SDK 在客户端自动采集；仅在您主动触发广告请求、加载、展示及互动时按需收集，不进行后台静默定时采集。</w:t>
+        <w:br/>
+        <w:t>• 收集目的：实现广告请求与展示、广告监测归因、广告反作弊与风控、广告投放效果统计分析、减少 App 崩溃并保障广告服务稳定可靠。</w:t>
+      </w:r>
+    </w:p>
+    <w:p>
+      <w:pPr>
+        <w:keepNext/>
+        <w:spacing w:before="160" w:after="60"/>
       </w:pPr>
       <w:r>
         <w:rPr>
           <w:rFonts w:ascii="Microsoft YaHei" w:hAnsi="Microsoft YaHei" w:eastAsia="Microsoft YaHei"/>
-          <w:color w:val="3C3C3C"/>
-          <w:sz w:val="19"/>
+          <w:b/>
+          <w:color w:val="2C3E50"/>
+          <w:sz w:val="22"/>
         </w:rPr>
+        <w:t>（三）个性化广告推荐服务（扩展业务功能说明）</w:t>
+      </w:r>
+    </w:p>
+    <w:p>
+      <w:pPr>
+        <w:spacing w:after="80" w:line="300" w:lineRule="auto"/>
+      </w:pPr>
+      <w:r>
+        <w:t>为向您展示相关度更高、更符合您偏好的广告内容，TapADN SDK 会根据收集的信息提供个性化广告推荐服务：</w:t>
+        <w:br/>
+        <w:t>• 个性化推荐机制：SDK 会收集您的设备信息（硬件型号、系统版本、OAID/Android ID/IDFA）、操作记录（广告浏览、点击、转化记录等），通过计算机算法模型进行自动化分析与预测，以匹配您可能感兴趣的广告内容，并对模型进行实时训练与优化。</w:t>
+        <w:br/>
+        <w:t>• 退出与关闭机制：您可以随时自主选择关闭个性化广告推荐服务。当您关闭个性化广告后，您在游戏内看到的广告数量保持不变，但广告的相关度会降低，不再基于您的个人偏好特征进行个性化匹配推荐。</w:t>
+      </w:r>
+    </w:p>
+    <w:p>
+      <w:pPr>
+        <w:keepNext/>
+        <w:spacing w:before="160" w:after="60"/>
+      </w:pPr>
+      <w:r>
+        <w:rPr>
+          <w:rFonts w:ascii="Microsoft YaHei" w:hAnsi="Microsoft YaHei" w:eastAsia="Microsoft YaHei"/>
+          <w:b/>
+          <w:color w:val="2C3E50"/>
+          <w:sz w:val="22"/>
+        </w:rPr>
+        <w:t>（四）广告展示与交互合规机制</w:t>
+      </w:r>
+    </w:p>
+    <w:p>
+      <w:pPr>
+        <w:spacing w:after="80" w:line="300" w:lineRule="auto"/>
+      </w:pPr>
+      <w:r>
+        <w:t>为充分保障您的用户体验与合法权益，本游戏及广告组件严格遵守以下广告合规规范：</w:t>
+        <w:br/>
+        <w:t>1. 广告一键关闭：所有展示的广告页面均提供清晰明确、真实有效的“关闭”或“跳过”按钮，点击后立即退出广告展示；坚决杜绝虚假关闭按钮、诱导点击等套路行为；</w:t>
+        <w:br/>
+        <w:t>2. 明确广告来源标识：广告展示界面均带有醒目的“广告”标识及广告来源标识；</w:t>
+        <w:br/>
+        <w:t>3. 应用下载广告规范：涉及应用/游戏下载的广告，严格明示应用名称、开发者名称、隐私政策、权限列表及版本信息，仅在您主动点击明确的“下载/安装”按钮后方可触发下载流程。</w:t>
+      </w:r>
+    </w:p>
+    <w:p>
+      <w:pPr>
+        <w:keepNext/>
+        <w:spacing w:before="160" w:after="60"/>
+      </w:pPr>
+      <w:r>
+        <w:rPr>
+          <w:rFonts w:ascii="Microsoft YaHei" w:hAnsi="Microsoft YaHei" w:eastAsia="Microsoft YaHei"/>
+          <w:b/>
+          <w:color w:val="2C3E50"/>
+          <w:sz w:val="22"/>
+        </w:rPr>
+        <w:t>（五）本地存档与游戏数据记录</w:t>
+      </w:r>
+    </w:p>
+    <w:p>
+      <w:pPr>
+        <w:spacing w:after="80" w:line="300" w:lineRule="auto"/>
+      </w:pPr>
+      <w:r>
         <w:t>《骑士冲锋》主要提供单机动作闯关游戏体验：</w:t>
         <w:br/>
         <w:t>• 收集信息类型：关卡闯关进度、金币数量、得分记录、角色武器及能力强化数值、音效/音乐音量设置偏好。</w:t>
@@ -305,60 +360,44 @@
     </w:p>
     <w:p>
       <w:pPr>
+        <w:keepNext/>
         <w:spacing w:before="160" w:after="60"/>
       </w:pPr>
       <w:r>
         <w:rPr>
           <w:rFonts w:ascii="Microsoft YaHei" w:hAnsi="Microsoft YaHei" w:eastAsia="Microsoft YaHei"/>
           <w:b/>
-          <w:color w:val="2980B9"/>
-          <w:sz w:val="21"/>
+          <w:color w:val="2C3E50"/>
+          <w:sz w:val="22"/>
         </w:rPr>
-        <w:t>（三）保障网络与运行安全</w:t>
+        <w:t>（六）保障网络与运行安全</w:t>
       </w:r>
     </w:p>
     <w:p>
       <w:pPr>
-        <w:spacing w:before="0" w:after="80" w:line="300" w:lineRule="auto"/>
+        <w:spacing w:after="80" w:line="300" w:lineRule="auto"/>
       </w:pPr>
       <w:r>
-        <w:rPr>
-          <w:rFonts w:ascii="Microsoft YaHei" w:hAnsi="Microsoft YaHei" w:eastAsia="Microsoft YaHei"/>
-          <w:color w:val="3C3C3C"/>
-          <w:sz w:val="19"/>
-        </w:rPr>
         <w:t>为维护游戏公平健康的环境，防范非法篡改、作弊工具及恶意攻击：</w:t>
         <w:br/>
-        <w:t>• 收集信息类型：网络连接类型、IP地址、运行崩溃日志。</w:t>
+        <w:t>• 收集信息类型：网络连接类型、IP 地址、运行崩溃日志。</w:t>
         <w:br/>
         <w:t>• 收集目的：用于检测系统环境异常、识别外挂与作弊行为、保障游戏应用及系统的稳定安全运行。</w:t>
       </w:r>
     </w:p>
     <w:p>
       <w:pPr>
+        <w:keepNext/>
         <w:spacing w:before="160" w:after="60"/>
       </w:pPr>
       <w:r>
         <w:rPr>
           <w:rFonts w:ascii="Microsoft YaHei" w:hAnsi="Microsoft YaHei" w:eastAsia="Microsoft YaHei"/>
           <w:b/>
-          <w:color w:val="2980B9"/>
-          <w:sz w:val="21"/>
+          <w:color w:val="2C3E50"/>
+          <w:sz w:val="22"/>
         </w:rPr>
-        <w:t>（四）设备权限调用情况说明</w:t>
-      </w:r>
-    </w:p>
-    <w:p>
-      <w:pPr>
-        <w:spacing w:before="0" w:after="80" w:line="300" w:lineRule="auto"/>
-      </w:pPr>
-      <w:r>
-        <w:rPr>
-          <w:rFonts w:ascii="Microsoft YaHei" w:hAnsi="Microsoft YaHei" w:eastAsia="Microsoft YaHei"/>
-          <w:color w:val="3C3C3C"/>
-          <w:sz w:val="19"/>
-        </w:rPr>
-        <w:t>在您使用《骑士冲锋》过程中，为实现特定功能，我们可能会向系统申请调用以下设备权限：</w:t>
+        <w:t>（七）设备权限调用情况说明</w:t>
       </w:r>
     </w:p>
     <w:tbl>
@@ -366,43 +405,36 @@
         <w:tblW w:type="auto" w:w="0"/>
         <w:jc w:val="center"/>
         <w:tblLook w:firstColumn="1" w:firstRow="1" w:lastColumn="0" w:lastRow="0" w:noHBand="0" w:noVBand="1" w:val="04A0"/>
-        <w:tblBorders>
-          <w:top w:val="single" w:sz="4" w:space="0" w:color="D3D3D3"/>
-          <w:bottom w:val="single" w:sz="4" w:space="0" w:color="D3D3D3"/>
-          <w:left w:val="single" w:sz="4" w:space="0" w:color="D3D3D3"/>
-          <w:right w:val="single" w:sz="4" w:space="0" w:color="D3D3D3"/>
-          <w:insideH w:val="single" w:sz="4" w:space="0" w:color="D3D3D3"/>
-          <w:insideV w:val="single" w:sz="4" w:space="0" w:color="D3D3D3"/>
-        </w:tblBorders>
       </w:tblPr>
       <w:tblGrid>
-        <w:gridCol w:w="1872"/>
-        <w:gridCol w:w="1872"/>
-        <w:gridCol w:w="1872"/>
-        <w:gridCol w:w="1872"/>
-        <w:gridCol w:w="1872"/>
+        <w:gridCol w:w="1608"/>
+        <w:gridCol w:w="1608"/>
+        <w:gridCol w:w="1608"/>
+        <w:gridCol w:w="1608"/>
+        <w:gridCol w:w="1608"/>
+        <w:gridCol w:w="1608"/>
       </w:tblGrid>
       <w:tr>
         <w:tc>
           <w:tcPr>
-            <w:tcW w:type="dxa" w:w="1872"/>
-            <w:shd w:fill="EBF1F5"/>
+            <w:tcW w:type="dxa" w:w="1608"/>
             <w:tcMar>
-              <w:top w:w="100" w:type="dxa"/>
-              <w:bottom w:w="100" w:type="dxa"/>
-              <w:left w:w="120" w:type="dxa"/>
-              <w:right w:w="120" w:type="dxa"/>
+              <w:top w:w="60" w:type="dxa"/>
+              <w:bottom w:w="60" w:type="dxa"/>
+              <w:left w:w="80" w:type="dxa"/>
+              <w:right w:w="80" w:type="dxa"/>
             </w:tcMar>
+            <w:shd w:fill="F1F5F9"/>
           </w:tcPr>
           <w:p>
             <w:pPr>
-              <w:jc w:val="center"/>
+              <w:spacing w:line="276" w:lineRule="auto" w:after="0"/>
             </w:pPr>
             <w:r>
               <w:rPr>
                 <w:b/>
-                <w:color w:val="1F4E79"/>
-                <w:sz w:val="18"/>
+                <w:color w:val="1A5276"/>
+                <w:sz w:val="17"/>
               </w:rPr>
               <w:t>设备权限名称</w:t>
             </w:r>
@@ -410,24 +442,24 @@
         </w:tc>
         <w:tc>
           <w:tcPr>
-            <w:tcW w:type="dxa" w:w="1872"/>
-            <w:shd w:fill="EBF1F5"/>
+            <w:tcW w:type="dxa" w:w="1608"/>
             <w:tcMar>
-              <w:top w:w="100" w:type="dxa"/>
-              <w:bottom w:w="100" w:type="dxa"/>
-              <w:left w:w="120" w:type="dxa"/>
-              <w:right w:w="120" w:type="dxa"/>
+              <w:top w:w="60" w:type="dxa"/>
+              <w:bottom w:w="60" w:type="dxa"/>
+              <w:left w:w="80" w:type="dxa"/>
+              <w:right w:w="80" w:type="dxa"/>
             </w:tcMar>
+            <w:shd w:fill="F1F5F9"/>
           </w:tcPr>
           <w:p>
             <w:pPr>
-              <w:jc w:val="center"/>
+              <w:spacing w:line="276" w:lineRule="auto" w:after="0"/>
             </w:pPr>
             <w:r>
               <w:rPr>
                 <w:b/>
-                <w:color w:val="1F4E79"/>
-                <w:sz w:val="18"/>
+                <w:color w:val="1A5276"/>
+                <w:sz w:val="17"/>
               </w:rPr>
               <w:t>对应系统权限</w:t>
             </w:r>
@@ -435,24 +467,24 @@
         </w:tc>
         <w:tc>
           <w:tcPr>
-            <w:tcW w:type="dxa" w:w="1872"/>
-            <w:shd w:fill="EBF1F5"/>
+            <w:tcW w:type="dxa" w:w="1608"/>
             <w:tcMar>
-              <w:top w:w="100" w:type="dxa"/>
-              <w:bottom w:w="100" w:type="dxa"/>
-              <w:left w:w="120" w:type="dxa"/>
-              <w:right w:w="120" w:type="dxa"/>
+              <w:top w:w="60" w:type="dxa"/>
+              <w:bottom w:w="60" w:type="dxa"/>
+              <w:left w:w="80" w:type="dxa"/>
+              <w:right w:w="80" w:type="dxa"/>
             </w:tcMar>
+            <w:shd w:fill="F1F5F9"/>
           </w:tcPr>
           <w:p>
             <w:pPr>
-              <w:jc w:val="center"/>
+              <w:spacing w:line="276" w:lineRule="auto" w:after="0"/>
             </w:pPr>
             <w:r>
               <w:rPr>
                 <w:b/>
-                <w:color w:val="1F4E79"/>
-                <w:sz w:val="18"/>
+                <w:color w:val="1A5276"/>
+                <w:sz w:val="17"/>
               </w:rPr>
               <w:t>调用权限目的</w:t>
             </w:r>
@@ -460,24 +492,49 @@
         </w:tc>
         <w:tc>
           <w:tcPr>
-            <w:tcW w:type="dxa" w:w="1872"/>
-            <w:shd w:fill="EBF1F5"/>
+            <w:tcW w:type="dxa" w:w="1608"/>
             <w:tcMar>
-              <w:top w:w="100" w:type="dxa"/>
-              <w:bottom w:w="100" w:type="dxa"/>
-              <w:left w:w="120" w:type="dxa"/>
-              <w:right w:w="120" w:type="dxa"/>
+              <w:top w:w="60" w:type="dxa"/>
+              <w:bottom w:w="60" w:type="dxa"/>
+              <w:left w:w="80" w:type="dxa"/>
+              <w:right w:w="80" w:type="dxa"/>
             </w:tcMar>
+            <w:shd w:fill="F1F5F9"/>
           </w:tcPr>
           <w:p>
             <w:pPr>
-              <w:jc w:val="center"/>
+              <w:spacing w:line="276" w:lineRule="auto" w:after="0"/>
             </w:pPr>
             <w:r>
               <w:rPr>
                 <w:b/>
-                <w:color w:val="1F4E79"/>
-                <w:sz w:val="18"/>
+                <w:color w:val="1A5276"/>
+                <w:sz w:val="17"/>
+              </w:rPr>
+              <w:t>权限类型</w:t>
+            </w:r>
+          </w:p>
+        </w:tc>
+        <w:tc>
+          <w:tcPr>
+            <w:tcW w:type="dxa" w:w="1608"/>
+            <w:tcMar>
+              <w:top w:w="60" w:type="dxa"/>
+              <w:bottom w:w="60" w:type="dxa"/>
+              <w:left w:w="80" w:type="dxa"/>
+              <w:right w:w="80" w:type="dxa"/>
+            </w:tcMar>
+            <w:shd w:fill="F1F5F9"/>
+          </w:tcPr>
+          <w:p>
+            <w:pPr>
+              <w:spacing w:line="276" w:lineRule="auto" w:after="0"/>
+            </w:pPr>
+            <w:r>
+              <w:rPr>
+                <w:b/>
+                <w:color w:val="1A5276"/>
+                <w:sz w:val="17"/>
               </w:rPr>
               <w:t>是否询问</w:t>
             </w:r>
@@ -485,24 +542,24 @@
         </w:tc>
         <w:tc>
           <w:tcPr>
-            <w:tcW w:type="dxa" w:w="1872"/>
-            <w:shd w:fill="EBF1F5"/>
+            <w:tcW w:type="dxa" w:w="1608"/>
             <w:tcMar>
-              <w:top w:w="100" w:type="dxa"/>
-              <w:bottom w:w="100" w:type="dxa"/>
-              <w:left w:w="120" w:type="dxa"/>
-              <w:right w:w="120" w:type="dxa"/>
+              <w:top w:w="60" w:type="dxa"/>
+              <w:bottom w:w="60" w:type="dxa"/>
+              <w:left w:w="80" w:type="dxa"/>
+              <w:right w:w="80" w:type="dxa"/>
             </w:tcMar>
+            <w:shd w:fill="F1F5F9"/>
           </w:tcPr>
           <w:p>
             <w:pPr>
-              <w:jc w:val="center"/>
+              <w:spacing w:line="276" w:lineRule="auto" w:after="0"/>
             </w:pPr>
             <w:r>
               <w:rPr>
                 <w:b/>
-                <w:color w:val="1F4E79"/>
-                <w:sz w:val="18"/>
+                <w:color w:val="1A5276"/>
+                <w:sz w:val="17"/>
               </w:rPr>
               <w:t>用户可否关闭</w:t>
             </w:r>
@@ -512,21 +569,21 @@
       <w:tr>
         <w:tc>
           <w:tcPr>
-            <w:tcW w:type="dxa" w:w="1872"/>
+            <w:tcW w:type="dxa" w:w="1608"/>
             <w:tcMar>
-              <w:top w:w="80" w:type="dxa"/>
-              <w:bottom w:w="80" w:type="dxa"/>
-              <w:left w:w="120" w:type="dxa"/>
-              <w:right w:w="120" w:type="dxa"/>
+              <w:top w:w="60" w:type="dxa"/>
+              <w:bottom w:w="60" w:type="dxa"/>
+              <w:left w:w="80" w:type="dxa"/>
+              <w:right w:w="80" w:type="dxa"/>
             </w:tcMar>
           </w:tcPr>
           <w:p>
             <w:pPr>
-              <w:jc w:val="center"/>
+              <w:spacing w:line="276" w:lineRule="auto" w:after="0"/>
             </w:pPr>
             <w:r>
               <w:rPr>
-                <w:color w:val="3C3C3C"/>
+                <w:color w:val="444444"/>
                 <w:sz w:val="17"/>
               </w:rPr>
               <w:t>网络访问权限</w:t>
@@ -535,18 +592,21 @@
         </w:tc>
         <w:tc>
           <w:tcPr>
-            <w:tcW w:type="dxa" w:w="1872"/>
+            <w:tcW w:type="dxa" w:w="1608"/>
             <w:tcMar>
-              <w:top w:w="80" w:type="dxa"/>
-              <w:bottom w:w="80" w:type="dxa"/>
-              <w:left w:w="120" w:type="dxa"/>
-              <w:right w:w="120" w:type="dxa"/>
+              <w:top w:w="60" w:type="dxa"/>
+              <w:bottom w:w="60" w:type="dxa"/>
+              <w:left w:w="80" w:type="dxa"/>
+              <w:right w:w="80" w:type="dxa"/>
             </w:tcMar>
           </w:tcPr>
           <w:p>
+            <w:pPr>
+              <w:spacing w:line="276" w:lineRule="auto" w:after="0"/>
+            </w:pPr>
             <w:r>
               <w:rPr>
-                <w:color w:val="3C3C3C"/>
+                <w:color w:val="444444"/>
                 <w:sz w:val="17"/>
               </w:rPr>
               <w:t>android.permission.INTERNET</w:t>
@@ -555,41 +615,67 @@
         </w:tc>
         <w:tc>
           <w:tcPr>
-            <w:tcW w:type="dxa" w:w="1872"/>
+            <w:tcW w:type="dxa" w:w="1608"/>
             <w:tcMar>
-              <w:top w:w="80" w:type="dxa"/>
-              <w:bottom w:w="80" w:type="dxa"/>
-              <w:left w:w="120" w:type="dxa"/>
-              <w:right w:w="120" w:type="dxa"/>
+              <w:top w:w="60" w:type="dxa"/>
+              <w:bottom w:w="60" w:type="dxa"/>
+              <w:left w:w="80" w:type="dxa"/>
+              <w:right w:w="80" w:type="dxa"/>
             </w:tcMar>
           </w:tcPr>
           <w:p>
+            <w:pPr>
+              <w:spacing w:line="276" w:lineRule="auto" w:after="0"/>
+            </w:pPr>
             <w:r>
               <w:rPr>
-                <w:color w:val="3C3C3C"/>
+                <w:color w:val="444444"/>
                 <w:sz w:val="17"/>
               </w:rPr>
-              <w:t>允许游戏连接网络，用于检测网络状态、游戏引擎基础联网组件通信及日志上传</w:t>
+              <w:t>允许游戏连接网络，用于检测网络状态、游戏引擎基础通信、广告请求与展示</w:t>
             </w:r>
           </w:p>
         </w:tc>
         <w:tc>
           <w:tcPr>
-            <w:tcW w:type="dxa" w:w="1872"/>
+            <w:tcW w:type="dxa" w:w="1608"/>
             <w:tcMar>
-              <w:top w:w="80" w:type="dxa"/>
-              <w:bottom w:w="80" w:type="dxa"/>
-              <w:left w:w="120" w:type="dxa"/>
-              <w:right w:w="120" w:type="dxa"/>
+              <w:top w:w="60" w:type="dxa"/>
+              <w:bottom w:w="60" w:type="dxa"/>
+              <w:left w:w="80" w:type="dxa"/>
+              <w:right w:w="80" w:type="dxa"/>
             </w:tcMar>
           </w:tcPr>
           <w:p>
             <w:pPr>
-              <w:jc w:val="center"/>
+              <w:spacing w:line="276" w:lineRule="auto" w:after="0"/>
             </w:pPr>
             <w:r>
               <w:rPr>
-                <w:color w:val="3C3C3C"/>
+                <w:color w:val="444444"/>
+                <w:sz w:val="17"/>
+              </w:rPr>
+              <w:t>基础权限</w:t>
+            </w:r>
+          </w:p>
+        </w:tc>
+        <w:tc>
+          <w:tcPr>
+            <w:tcW w:type="dxa" w:w="1608"/>
+            <w:tcMar>
+              <w:top w:w="60" w:type="dxa"/>
+              <w:bottom w:w="60" w:type="dxa"/>
+              <w:left w:w="80" w:type="dxa"/>
+              <w:right w:w="80" w:type="dxa"/>
+            </w:tcMar>
+          </w:tcPr>
+          <w:p>
+            <w:pPr>
+              <w:spacing w:line="276" w:lineRule="auto" w:after="0"/>
+            </w:pPr>
+            <w:r>
+              <w:rPr>
+                <w:color w:val="444444"/>
                 <w:sz w:val="17"/>
               </w:rPr>
               <w:t>首次安装/系统默认授权</w:t>
@@ -598,21 +684,21 @@
         </w:tc>
         <w:tc>
           <w:tcPr>
-            <w:tcW w:type="dxa" w:w="1872"/>
+            <w:tcW w:type="dxa" w:w="1608"/>
             <w:tcMar>
-              <w:top w:w="80" w:type="dxa"/>
-              <w:bottom w:w="80" w:type="dxa"/>
-              <w:left w:w="120" w:type="dxa"/>
-              <w:right w:w="120" w:type="dxa"/>
+              <w:top w:w="60" w:type="dxa"/>
+              <w:bottom w:w="60" w:type="dxa"/>
+              <w:left w:w="80" w:type="dxa"/>
+              <w:right w:w="80" w:type="dxa"/>
             </w:tcMar>
           </w:tcPr>
           <w:p>
             <w:pPr>
-              <w:jc w:val="center"/>
+              <w:spacing w:line="276" w:lineRule="auto" w:after="0"/>
             </w:pPr>
             <w:r>
               <w:rPr>
-                <w:color w:val="3C3C3C"/>
+                <w:color w:val="444444"/>
                 <w:sz w:val="17"/>
               </w:rPr>
               <w:t>可在系统设置中关闭</w:t>
@@ -623,21 +709,21 @@
       <w:tr>
         <w:tc>
           <w:tcPr>
-            <w:tcW w:type="dxa" w:w="1872"/>
+            <w:tcW w:type="dxa" w:w="1608"/>
             <w:tcMar>
-              <w:top w:w="80" w:type="dxa"/>
-              <w:bottom w:w="80" w:type="dxa"/>
-              <w:left w:w="120" w:type="dxa"/>
-              <w:right w:w="120" w:type="dxa"/>
+              <w:top w:w="60" w:type="dxa"/>
+              <w:bottom w:w="60" w:type="dxa"/>
+              <w:left w:w="80" w:type="dxa"/>
+              <w:right w:w="80" w:type="dxa"/>
             </w:tcMar>
           </w:tcPr>
           <w:p>
             <w:pPr>
-              <w:jc w:val="center"/>
+              <w:spacing w:line="276" w:lineRule="auto" w:after="0"/>
             </w:pPr>
             <w:r>
               <w:rPr>
-                <w:color w:val="3C3C3C"/>
+                <w:color w:val="444444"/>
                 <w:sz w:val="17"/>
               </w:rPr>
               <w:t>查看网络状态</w:t>
@@ -646,18 +732,21 @@
         </w:tc>
         <w:tc>
           <w:tcPr>
-            <w:tcW w:type="dxa" w:w="1872"/>
+            <w:tcW w:type="dxa" w:w="1608"/>
             <w:tcMar>
-              <w:top w:w="80" w:type="dxa"/>
-              <w:bottom w:w="80" w:type="dxa"/>
-              <w:left w:w="120" w:type="dxa"/>
-              <w:right w:w="120" w:type="dxa"/>
+              <w:top w:w="60" w:type="dxa"/>
+              <w:bottom w:w="60" w:type="dxa"/>
+              <w:left w:w="80" w:type="dxa"/>
+              <w:right w:w="80" w:type="dxa"/>
             </w:tcMar>
           </w:tcPr>
           <w:p>
+            <w:pPr>
+              <w:spacing w:line="276" w:lineRule="auto" w:after="0"/>
+            </w:pPr>
             <w:r>
               <w:rPr>
-                <w:color w:val="3C3C3C"/>
+                <w:color w:val="444444"/>
                 <w:sz w:val="17"/>
               </w:rPr>
               <w:t>android.permission.ACCESS_NETWORK_STATE</w:t>
@@ -666,41 +755,67 @@
         </w:tc>
         <w:tc>
           <w:tcPr>
-            <w:tcW w:type="dxa" w:w="1872"/>
+            <w:tcW w:type="dxa" w:w="1608"/>
             <w:tcMar>
-              <w:top w:w="80" w:type="dxa"/>
-              <w:bottom w:w="80" w:type="dxa"/>
-              <w:left w:w="120" w:type="dxa"/>
-              <w:right w:w="120" w:type="dxa"/>
+              <w:top w:w="60" w:type="dxa"/>
+              <w:bottom w:w="60" w:type="dxa"/>
+              <w:left w:w="80" w:type="dxa"/>
+              <w:right w:w="80" w:type="dxa"/>
             </w:tcMar>
           </w:tcPr>
           <w:p>
+            <w:pPr>
+              <w:spacing w:line="276" w:lineRule="auto" w:after="0"/>
+            </w:pPr>
             <w:r>
               <w:rPr>
-                <w:color w:val="3C3C3C"/>
+                <w:color w:val="444444"/>
                 <w:sz w:val="17"/>
               </w:rPr>
-              <w:t>识别当前网络连接类型（Wi-Fi/移动蜂窝网络），避免在无网环境下异常报错</w:t>
+              <w:t>识别当前网络连接类型（Wi-Fi/移动蜂窝网络），优化广告加载策略与避免无网报错</w:t>
             </w:r>
           </w:p>
         </w:tc>
         <w:tc>
           <w:tcPr>
-            <w:tcW w:type="dxa" w:w="1872"/>
+            <w:tcW w:type="dxa" w:w="1608"/>
             <w:tcMar>
-              <w:top w:w="80" w:type="dxa"/>
-              <w:bottom w:w="80" w:type="dxa"/>
-              <w:left w:w="120" w:type="dxa"/>
-              <w:right w:w="120" w:type="dxa"/>
+              <w:top w:w="60" w:type="dxa"/>
+              <w:bottom w:w="60" w:type="dxa"/>
+              <w:left w:w="80" w:type="dxa"/>
+              <w:right w:w="80" w:type="dxa"/>
             </w:tcMar>
           </w:tcPr>
           <w:p>
             <w:pPr>
-              <w:jc w:val="center"/>
+              <w:spacing w:line="276" w:lineRule="auto" w:after="0"/>
             </w:pPr>
             <w:r>
               <w:rPr>
-                <w:color w:val="3C3C3C"/>
+                <w:color w:val="444444"/>
+                <w:sz w:val="17"/>
+              </w:rPr>
+              <w:t>基础权限</w:t>
+            </w:r>
+          </w:p>
+        </w:tc>
+        <w:tc>
+          <w:tcPr>
+            <w:tcW w:type="dxa" w:w="1608"/>
+            <w:tcMar>
+              <w:top w:w="60" w:type="dxa"/>
+              <w:bottom w:w="60" w:type="dxa"/>
+              <w:left w:w="80" w:type="dxa"/>
+              <w:right w:w="80" w:type="dxa"/>
+            </w:tcMar>
+          </w:tcPr>
+          <w:p>
+            <w:pPr>
+              <w:spacing w:line="276" w:lineRule="auto" w:after="0"/>
+            </w:pPr>
+            <w:r>
+              <w:rPr>
+                <w:color w:val="444444"/>
                 <w:sz w:val="17"/>
               </w:rPr>
               <w:t>首次安装/系统默认授权</w:t>
@@ -709,21 +824,21 @@
         </w:tc>
         <w:tc>
           <w:tcPr>
-            <w:tcW w:type="dxa" w:w="1872"/>
+            <w:tcW w:type="dxa" w:w="1608"/>
             <w:tcMar>
-              <w:top w:w="80" w:type="dxa"/>
-              <w:bottom w:w="80" w:type="dxa"/>
-              <w:left w:w="120" w:type="dxa"/>
-              <w:right w:w="120" w:type="dxa"/>
+              <w:top w:w="60" w:type="dxa"/>
+              <w:bottom w:w="60" w:type="dxa"/>
+              <w:left w:w="80" w:type="dxa"/>
+              <w:right w:w="80" w:type="dxa"/>
             </w:tcMar>
           </w:tcPr>
           <w:p>
             <w:pPr>
-              <w:jc w:val="center"/>
+              <w:spacing w:line="276" w:lineRule="auto" w:after="0"/>
             </w:pPr>
             <w:r>
               <w:rPr>
-                <w:color w:val="3C3C3C"/>
+                <w:color w:val="444444"/>
                 <w:sz w:val="17"/>
               </w:rPr>
               <w:t>可在系统设置中关闭</w:t>
@@ -731,179 +846,1151 @@
           </w:p>
         </w:tc>
       </w:tr>
+      <w:tr>
+        <w:tc>
+          <w:tcPr>
+            <w:tcW w:type="dxa" w:w="1608"/>
+            <w:tcMar>
+              <w:top w:w="60" w:type="dxa"/>
+              <w:bottom w:w="60" w:type="dxa"/>
+              <w:left w:w="80" w:type="dxa"/>
+              <w:right w:w="80" w:type="dxa"/>
+            </w:tcMar>
+          </w:tcPr>
+          <w:p>
+            <w:pPr>
+              <w:spacing w:line="276" w:lineRule="auto" w:after="0"/>
+            </w:pPr>
+            <w:r>
+              <w:rPr>
+                <w:color w:val="444444"/>
+                <w:sz w:val="17"/>
+              </w:rPr>
+              <w:t>读取电话状态</w:t>
+            </w:r>
+          </w:p>
+        </w:tc>
+        <w:tc>
+          <w:tcPr>
+            <w:tcW w:type="dxa" w:w="1608"/>
+            <w:tcMar>
+              <w:top w:w="60" w:type="dxa"/>
+              <w:bottom w:w="60" w:type="dxa"/>
+              <w:left w:w="80" w:type="dxa"/>
+              <w:right w:w="80" w:type="dxa"/>
+            </w:tcMar>
+          </w:tcPr>
+          <w:p>
+            <w:pPr>
+              <w:spacing w:line="276" w:lineRule="auto" w:after="0"/>
+            </w:pPr>
+            <w:r>
+              <w:rPr>
+                <w:color w:val="444444"/>
+                <w:sz w:val="17"/>
+              </w:rPr>
+              <w:t>android.permission.READ_PHONE_STATE</w:t>
+            </w:r>
+          </w:p>
+        </w:tc>
+        <w:tc>
+          <w:tcPr>
+            <w:tcW w:type="dxa" w:w="1608"/>
+            <w:tcMar>
+              <w:top w:w="60" w:type="dxa"/>
+              <w:bottom w:w="60" w:type="dxa"/>
+              <w:left w:w="80" w:type="dxa"/>
+              <w:right w:w="80" w:type="dxa"/>
+            </w:tcMar>
+          </w:tcPr>
+          <w:p>
+            <w:pPr>
+              <w:spacing w:line="276" w:lineRule="auto" w:after="0"/>
+            </w:pPr>
+            <w:r>
+              <w:rPr>
+                <w:color w:val="444444"/>
+                <w:sz w:val="17"/>
+              </w:rPr>
+              <w:t>获取设备标识符（IMEI），用于广告投放、广告监测归因与反作弊</w:t>
+            </w:r>
+          </w:p>
+        </w:tc>
+        <w:tc>
+          <w:tcPr>
+            <w:tcW w:type="dxa" w:w="1608"/>
+            <w:tcMar>
+              <w:top w:w="60" w:type="dxa"/>
+              <w:bottom w:w="60" w:type="dxa"/>
+              <w:left w:w="80" w:type="dxa"/>
+              <w:right w:w="80" w:type="dxa"/>
+            </w:tcMar>
+          </w:tcPr>
+          <w:p>
+            <w:pPr>
+              <w:spacing w:line="276" w:lineRule="auto" w:after="0"/>
+            </w:pPr>
+            <w:r>
+              <w:rPr>
+                <w:color w:val="444444"/>
+                <w:sz w:val="17"/>
+              </w:rPr>
+              <w:t>可选权限</w:t>
+            </w:r>
+          </w:p>
+        </w:tc>
+        <w:tc>
+          <w:tcPr>
+            <w:tcW w:type="dxa" w:w="1608"/>
+            <w:tcMar>
+              <w:top w:w="60" w:type="dxa"/>
+              <w:bottom w:w="60" w:type="dxa"/>
+              <w:left w:w="80" w:type="dxa"/>
+              <w:right w:w="80" w:type="dxa"/>
+            </w:tcMar>
+          </w:tcPr>
+          <w:p>
+            <w:pPr>
+              <w:spacing w:line="276" w:lineRule="auto" w:after="0"/>
+            </w:pPr>
+            <w:r>
+              <w:rPr>
+                <w:color w:val="444444"/>
+                <w:sz w:val="17"/>
+              </w:rPr>
+              <w:t>触发对应功能时动态申请</w:t>
+            </w:r>
+          </w:p>
+        </w:tc>
+        <w:tc>
+          <w:tcPr>
+            <w:tcW w:type="dxa" w:w="1608"/>
+            <w:tcMar>
+              <w:top w:w="60" w:type="dxa"/>
+              <w:bottom w:w="60" w:type="dxa"/>
+              <w:left w:w="80" w:type="dxa"/>
+              <w:right w:w="80" w:type="dxa"/>
+            </w:tcMar>
+          </w:tcPr>
+          <w:p>
+            <w:pPr>
+              <w:spacing w:line="276" w:lineRule="auto" w:after="0"/>
+            </w:pPr>
+            <w:r>
+              <w:rPr>
+                <w:color w:val="444444"/>
+                <w:sz w:val="17"/>
+              </w:rPr>
+              <w:t>可在系统设置中随时关闭</w:t>
+            </w:r>
+          </w:p>
+        </w:tc>
+      </w:tr>
+      <w:tr>
+        <w:tc>
+          <w:tcPr>
+            <w:tcW w:type="dxa" w:w="1608"/>
+            <w:tcMar>
+              <w:top w:w="60" w:type="dxa"/>
+              <w:bottom w:w="60" w:type="dxa"/>
+              <w:left w:w="80" w:type="dxa"/>
+              <w:right w:w="80" w:type="dxa"/>
+            </w:tcMar>
+          </w:tcPr>
+          <w:p>
+            <w:pPr>
+              <w:spacing w:line="276" w:lineRule="auto" w:after="0"/>
+            </w:pPr>
+            <w:r>
+              <w:rPr>
+                <w:color w:val="444444"/>
+                <w:sz w:val="17"/>
+              </w:rPr>
+              <w:t>访问粗略位置</w:t>
+            </w:r>
+          </w:p>
+        </w:tc>
+        <w:tc>
+          <w:tcPr>
+            <w:tcW w:type="dxa" w:w="1608"/>
+            <w:tcMar>
+              <w:top w:w="60" w:type="dxa"/>
+              <w:bottom w:w="60" w:type="dxa"/>
+              <w:left w:w="80" w:type="dxa"/>
+              <w:right w:w="80" w:type="dxa"/>
+            </w:tcMar>
+          </w:tcPr>
+          <w:p>
+            <w:pPr>
+              <w:spacing w:line="276" w:lineRule="auto" w:after="0"/>
+            </w:pPr>
+            <w:r>
+              <w:rPr>
+                <w:color w:val="444444"/>
+                <w:sz w:val="17"/>
+              </w:rPr>
+              <w:t>android.permission.ACCESS_COARSE_LOCATION</w:t>
+            </w:r>
+          </w:p>
+        </w:tc>
+        <w:tc>
+          <w:tcPr>
+            <w:tcW w:type="dxa" w:w="1608"/>
+            <w:tcMar>
+              <w:top w:w="60" w:type="dxa"/>
+              <w:bottom w:w="60" w:type="dxa"/>
+              <w:left w:w="80" w:type="dxa"/>
+              <w:right w:w="80" w:type="dxa"/>
+            </w:tcMar>
+          </w:tcPr>
+          <w:p>
+            <w:pPr>
+              <w:spacing w:line="276" w:lineRule="auto" w:after="0"/>
+            </w:pPr>
+            <w:r>
+              <w:rPr>
+                <w:color w:val="444444"/>
+                <w:sz w:val="17"/>
+              </w:rPr>
+              <w:t>获取粗略地理位置信息，用于根据粗略位置投放地域相关广告及反作弊</w:t>
+            </w:r>
+          </w:p>
+        </w:tc>
+        <w:tc>
+          <w:tcPr>
+            <w:tcW w:type="dxa" w:w="1608"/>
+            <w:tcMar>
+              <w:top w:w="60" w:type="dxa"/>
+              <w:bottom w:w="60" w:type="dxa"/>
+              <w:left w:w="80" w:type="dxa"/>
+              <w:right w:w="80" w:type="dxa"/>
+            </w:tcMar>
+          </w:tcPr>
+          <w:p>
+            <w:pPr>
+              <w:spacing w:line="276" w:lineRule="auto" w:after="0"/>
+            </w:pPr>
+            <w:r>
+              <w:rPr>
+                <w:color w:val="444444"/>
+                <w:sz w:val="17"/>
+              </w:rPr>
+              <w:t>可选权限</w:t>
+            </w:r>
+          </w:p>
+        </w:tc>
+        <w:tc>
+          <w:tcPr>
+            <w:tcW w:type="dxa" w:w="1608"/>
+            <w:tcMar>
+              <w:top w:w="60" w:type="dxa"/>
+              <w:bottom w:w="60" w:type="dxa"/>
+              <w:left w:w="80" w:type="dxa"/>
+              <w:right w:w="80" w:type="dxa"/>
+            </w:tcMar>
+          </w:tcPr>
+          <w:p>
+            <w:pPr>
+              <w:spacing w:line="276" w:lineRule="auto" w:after="0"/>
+            </w:pPr>
+            <w:r>
+              <w:rPr>
+                <w:color w:val="444444"/>
+                <w:sz w:val="17"/>
+              </w:rPr>
+              <w:t>触发对应功能时动态申请</w:t>
+            </w:r>
+          </w:p>
+        </w:tc>
+        <w:tc>
+          <w:tcPr>
+            <w:tcW w:type="dxa" w:w="1608"/>
+            <w:tcMar>
+              <w:top w:w="60" w:type="dxa"/>
+              <w:bottom w:w="60" w:type="dxa"/>
+              <w:left w:w="80" w:type="dxa"/>
+              <w:right w:w="80" w:type="dxa"/>
+            </w:tcMar>
+          </w:tcPr>
+          <w:p>
+            <w:pPr>
+              <w:spacing w:line="276" w:lineRule="auto" w:after="0"/>
+            </w:pPr>
+            <w:r>
+              <w:rPr>
+                <w:color w:val="444444"/>
+                <w:sz w:val="17"/>
+              </w:rPr>
+              <w:t>可在系统设置中随时关闭</w:t>
+            </w:r>
+          </w:p>
+        </w:tc>
+      </w:tr>
+      <w:tr>
+        <w:tc>
+          <w:tcPr>
+            <w:tcW w:type="dxa" w:w="1608"/>
+            <w:tcMar>
+              <w:top w:w="60" w:type="dxa"/>
+              <w:bottom w:w="60" w:type="dxa"/>
+              <w:left w:w="80" w:type="dxa"/>
+              <w:right w:w="80" w:type="dxa"/>
+            </w:tcMar>
+          </w:tcPr>
+          <w:p>
+            <w:pPr>
+              <w:spacing w:line="276" w:lineRule="auto" w:after="0"/>
+            </w:pPr>
+            <w:r>
+              <w:rPr>
+                <w:color w:val="444444"/>
+                <w:sz w:val="17"/>
+              </w:rPr>
+              <w:t>访问精准定位</w:t>
+            </w:r>
+          </w:p>
+        </w:tc>
+        <w:tc>
+          <w:tcPr>
+            <w:tcW w:type="dxa" w:w="1608"/>
+            <w:tcMar>
+              <w:top w:w="60" w:type="dxa"/>
+              <w:bottom w:w="60" w:type="dxa"/>
+              <w:left w:w="80" w:type="dxa"/>
+              <w:right w:w="80" w:type="dxa"/>
+            </w:tcMar>
+          </w:tcPr>
+          <w:p>
+            <w:pPr>
+              <w:spacing w:line="276" w:lineRule="auto" w:after="0"/>
+            </w:pPr>
+            <w:r>
+              <w:rPr>
+                <w:color w:val="444444"/>
+                <w:sz w:val="17"/>
+              </w:rPr>
+              <w:t>android.permission.ACCESS_FINE_LOCATION</w:t>
+            </w:r>
+          </w:p>
+        </w:tc>
+        <w:tc>
+          <w:tcPr>
+            <w:tcW w:type="dxa" w:w="1608"/>
+            <w:tcMar>
+              <w:top w:w="60" w:type="dxa"/>
+              <w:bottom w:w="60" w:type="dxa"/>
+              <w:left w:w="80" w:type="dxa"/>
+              <w:right w:w="80" w:type="dxa"/>
+            </w:tcMar>
+          </w:tcPr>
+          <w:p>
+            <w:pPr>
+              <w:spacing w:line="276" w:lineRule="auto" w:after="0"/>
+            </w:pPr>
+            <w:r>
+              <w:rPr>
+                <w:color w:val="444444"/>
+                <w:sz w:val="17"/>
+              </w:rPr>
+              <w:t>获取精确地理位置信息，用于根据精准位置投放广告及反作弊</w:t>
+            </w:r>
+          </w:p>
+        </w:tc>
+        <w:tc>
+          <w:tcPr>
+            <w:tcW w:type="dxa" w:w="1608"/>
+            <w:tcMar>
+              <w:top w:w="60" w:type="dxa"/>
+              <w:bottom w:w="60" w:type="dxa"/>
+              <w:left w:w="80" w:type="dxa"/>
+              <w:right w:w="80" w:type="dxa"/>
+            </w:tcMar>
+          </w:tcPr>
+          <w:p>
+            <w:pPr>
+              <w:spacing w:line="276" w:lineRule="auto" w:after="0"/>
+            </w:pPr>
+            <w:r>
+              <w:rPr>
+                <w:color w:val="444444"/>
+                <w:sz w:val="17"/>
+              </w:rPr>
+              <w:t>可选权限</w:t>
+            </w:r>
+          </w:p>
+        </w:tc>
+        <w:tc>
+          <w:tcPr>
+            <w:tcW w:type="dxa" w:w="1608"/>
+            <w:tcMar>
+              <w:top w:w="60" w:type="dxa"/>
+              <w:bottom w:w="60" w:type="dxa"/>
+              <w:left w:w="80" w:type="dxa"/>
+              <w:right w:w="80" w:type="dxa"/>
+            </w:tcMar>
+          </w:tcPr>
+          <w:p>
+            <w:pPr>
+              <w:spacing w:line="276" w:lineRule="auto" w:after="0"/>
+            </w:pPr>
+            <w:r>
+              <w:rPr>
+                <w:color w:val="444444"/>
+                <w:sz w:val="17"/>
+              </w:rPr>
+              <w:t>触发对应功能时动态申请</w:t>
+            </w:r>
+          </w:p>
+        </w:tc>
+        <w:tc>
+          <w:tcPr>
+            <w:tcW w:type="dxa" w:w="1608"/>
+            <w:tcMar>
+              <w:top w:w="60" w:type="dxa"/>
+              <w:bottom w:w="60" w:type="dxa"/>
+              <w:left w:w="80" w:type="dxa"/>
+              <w:right w:w="80" w:type="dxa"/>
+            </w:tcMar>
+          </w:tcPr>
+          <w:p>
+            <w:pPr>
+              <w:spacing w:line="276" w:lineRule="auto" w:after="0"/>
+            </w:pPr>
+            <w:r>
+              <w:rPr>
+                <w:color w:val="444444"/>
+                <w:sz w:val="17"/>
+              </w:rPr>
+              <w:t>可在系统设置中随时关闭</w:t>
+            </w:r>
+          </w:p>
+        </w:tc>
+      </w:tr>
+      <w:tr>
+        <w:tc>
+          <w:tcPr>
+            <w:tcW w:type="dxa" w:w="1608"/>
+            <w:tcMar>
+              <w:top w:w="60" w:type="dxa"/>
+              <w:bottom w:w="60" w:type="dxa"/>
+              <w:left w:w="80" w:type="dxa"/>
+              <w:right w:w="80" w:type="dxa"/>
+            </w:tcMar>
+          </w:tcPr>
+          <w:p>
+            <w:pPr>
+              <w:spacing w:line="276" w:lineRule="auto" w:after="0"/>
+            </w:pPr>
+            <w:r>
+              <w:rPr>
+                <w:color w:val="444444"/>
+                <w:sz w:val="17"/>
+              </w:rPr>
+              <w:t>应用软件列表</w:t>
+            </w:r>
+          </w:p>
+        </w:tc>
+        <w:tc>
+          <w:tcPr>
+            <w:tcW w:type="dxa" w:w="1608"/>
+            <w:tcMar>
+              <w:top w:w="60" w:type="dxa"/>
+              <w:bottom w:w="60" w:type="dxa"/>
+              <w:left w:w="80" w:type="dxa"/>
+              <w:right w:w="80" w:type="dxa"/>
+            </w:tcMar>
+          </w:tcPr>
+          <w:p>
+            <w:pPr>
+              <w:spacing w:line="276" w:lineRule="auto" w:after="0"/>
+            </w:pPr>
+            <w:r>
+              <w:rPr>
+                <w:color w:val="444444"/>
+                <w:sz w:val="17"/>
+              </w:rPr>
+              <w:t>android.permission.QUERY_ALL_PACKAGES</w:t>
+            </w:r>
+          </w:p>
+        </w:tc>
+        <w:tc>
+          <w:tcPr>
+            <w:tcW w:type="dxa" w:w="1608"/>
+            <w:tcMar>
+              <w:top w:w="60" w:type="dxa"/>
+              <w:bottom w:w="60" w:type="dxa"/>
+              <w:left w:w="80" w:type="dxa"/>
+              <w:right w:w="80" w:type="dxa"/>
+            </w:tcMar>
+          </w:tcPr>
+          <w:p>
+            <w:pPr>
+              <w:spacing w:line="276" w:lineRule="auto" w:after="0"/>
+            </w:pPr>
+            <w:r>
+              <w:rPr>
+                <w:color w:val="444444"/>
+                <w:sz w:val="17"/>
+              </w:rPr>
+              <w:t>读取应用软件列表，用于广告投放频次控制及反作弊</w:t>
+            </w:r>
+          </w:p>
+        </w:tc>
+        <w:tc>
+          <w:tcPr>
+            <w:tcW w:type="dxa" w:w="1608"/>
+            <w:tcMar>
+              <w:top w:w="60" w:type="dxa"/>
+              <w:bottom w:w="60" w:type="dxa"/>
+              <w:left w:w="80" w:type="dxa"/>
+              <w:right w:w="80" w:type="dxa"/>
+            </w:tcMar>
+          </w:tcPr>
+          <w:p>
+            <w:pPr>
+              <w:spacing w:line="276" w:lineRule="auto" w:after="0"/>
+            </w:pPr>
+            <w:r>
+              <w:rPr>
+                <w:color w:val="444444"/>
+                <w:sz w:val="17"/>
+              </w:rPr>
+              <w:t>可选权限</w:t>
+            </w:r>
+          </w:p>
+        </w:tc>
+        <w:tc>
+          <w:tcPr>
+            <w:tcW w:type="dxa" w:w="1608"/>
+            <w:tcMar>
+              <w:top w:w="60" w:type="dxa"/>
+              <w:bottom w:w="60" w:type="dxa"/>
+              <w:left w:w="80" w:type="dxa"/>
+              <w:right w:w="80" w:type="dxa"/>
+            </w:tcMar>
+          </w:tcPr>
+          <w:p>
+            <w:pPr>
+              <w:spacing w:line="276" w:lineRule="auto" w:after="0"/>
+            </w:pPr>
+            <w:r>
+              <w:rPr>
+                <w:color w:val="444444"/>
+                <w:sz w:val="17"/>
+              </w:rPr>
+              <w:t>触发对应功能时按需调用</w:t>
+            </w:r>
+          </w:p>
+        </w:tc>
+        <w:tc>
+          <w:tcPr>
+            <w:tcW w:type="dxa" w:w="1608"/>
+            <w:tcMar>
+              <w:top w:w="60" w:type="dxa"/>
+              <w:bottom w:w="60" w:type="dxa"/>
+              <w:left w:w="80" w:type="dxa"/>
+              <w:right w:w="80" w:type="dxa"/>
+            </w:tcMar>
+          </w:tcPr>
+          <w:p>
+            <w:pPr>
+              <w:spacing w:line="276" w:lineRule="auto" w:after="0"/>
+            </w:pPr>
+            <w:r>
+              <w:rPr>
+                <w:color w:val="444444"/>
+                <w:sz w:val="17"/>
+              </w:rPr>
+              <w:t>可在系统设置中管理</w:t>
+            </w:r>
+          </w:p>
+        </w:tc>
+      </w:tr>
+      <w:tr>
+        <w:tc>
+          <w:tcPr>
+            <w:tcW w:type="dxa" w:w="1608"/>
+            <w:tcMar>
+              <w:top w:w="60" w:type="dxa"/>
+              <w:bottom w:w="60" w:type="dxa"/>
+              <w:left w:w="80" w:type="dxa"/>
+              <w:right w:w="80" w:type="dxa"/>
+            </w:tcMar>
+          </w:tcPr>
+          <w:p>
+            <w:pPr>
+              <w:spacing w:line="276" w:lineRule="auto" w:after="0"/>
+            </w:pPr>
+            <w:r>
+              <w:rPr>
+                <w:color w:val="444444"/>
+                <w:sz w:val="17"/>
+              </w:rPr>
+              <w:t>请求安装软件包</w:t>
+            </w:r>
+          </w:p>
+        </w:tc>
+        <w:tc>
+          <w:tcPr>
+            <w:tcW w:type="dxa" w:w="1608"/>
+            <w:tcMar>
+              <w:top w:w="60" w:type="dxa"/>
+              <w:bottom w:w="60" w:type="dxa"/>
+              <w:left w:w="80" w:type="dxa"/>
+              <w:right w:w="80" w:type="dxa"/>
+            </w:tcMar>
+          </w:tcPr>
+          <w:p>
+            <w:pPr>
+              <w:spacing w:line="276" w:lineRule="auto" w:after="0"/>
+            </w:pPr>
+            <w:r>
+              <w:rPr>
+                <w:color w:val="444444"/>
+                <w:sz w:val="17"/>
+              </w:rPr>
+              <w:t>android.permission.REQUEST_INSTALL_PACKAGES</w:t>
+            </w:r>
+          </w:p>
+        </w:tc>
+        <w:tc>
+          <w:tcPr>
+            <w:tcW w:type="dxa" w:w="1608"/>
+            <w:tcMar>
+              <w:top w:w="60" w:type="dxa"/>
+              <w:bottom w:w="60" w:type="dxa"/>
+              <w:left w:w="80" w:type="dxa"/>
+              <w:right w:w="80" w:type="dxa"/>
+            </w:tcMar>
+          </w:tcPr>
+          <w:p>
+            <w:pPr>
+              <w:spacing w:line="276" w:lineRule="auto" w:after="0"/>
+            </w:pPr>
+            <w:r>
+              <w:rPr>
+                <w:color w:val="444444"/>
+                <w:sz w:val="17"/>
+              </w:rPr>
+              <w:t>允许应用请求安装软件包，仅用于游戏/应用下载广告在用户点击确认后的安装</w:t>
+            </w:r>
+          </w:p>
+        </w:tc>
+        <w:tc>
+          <w:tcPr>
+            <w:tcW w:type="dxa" w:w="1608"/>
+            <w:tcMar>
+              <w:top w:w="60" w:type="dxa"/>
+              <w:bottom w:w="60" w:type="dxa"/>
+              <w:left w:w="80" w:type="dxa"/>
+              <w:right w:w="80" w:type="dxa"/>
+            </w:tcMar>
+          </w:tcPr>
+          <w:p>
+            <w:pPr>
+              <w:spacing w:line="276" w:lineRule="auto" w:after="0"/>
+            </w:pPr>
+            <w:r>
+              <w:rPr>
+                <w:color w:val="444444"/>
+                <w:sz w:val="17"/>
+              </w:rPr>
+              <w:t>可选权限</w:t>
+            </w:r>
+          </w:p>
+        </w:tc>
+        <w:tc>
+          <w:tcPr>
+            <w:tcW w:type="dxa" w:w="1608"/>
+            <w:tcMar>
+              <w:top w:w="60" w:type="dxa"/>
+              <w:bottom w:w="60" w:type="dxa"/>
+              <w:left w:w="80" w:type="dxa"/>
+              <w:right w:w="80" w:type="dxa"/>
+            </w:tcMar>
+          </w:tcPr>
+          <w:p>
+            <w:pPr>
+              <w:spacing w:line="276" w:lineRule="auto" w:after="0"/>
+            </w:pPr>
+            <w:r>
+              <w:rPr>
+                <w:color w:val="444444"/>
+                <w:sz w:val="17"/>
+              </w:rPr>
+              <w:t>用户点击下载安装时询问</w:t>
+            </w:r>
+          </w:p>
+        </w:tc>
+        <w:tc>
+          <w:tcPr>
+            <w:tcW w:type="dxa" w:w="1608"/>
+            <w:tcMar>
+              <w:top w:w="60" w:type="dxa"/>
+              <w:bottom w:w="60" w:type="dxa"/>
+              <w:left w:w="80" w:type="dxa"/>
+              <w:right w:w="80" w:type="dxa"/>
+            </w:tcMar>
+          </w:tcPr>
+          <w:p>
+            <w:pPr>
+              <w:spacing w:line="276" w:lineRule="auto" w:after="0"/>
+            </w:pPr>
+            <w:r>
+              <w:rPr>
+                <w:color w:val="444444"/>
+                <w:sz w:val="17"/>
+              </w:rPr>
+              <w:t>可在系统设置中随时关闭</w:t>
+            </w:r>
+          </w:p>
+        </w:tc>
+      </w:tr>
+      <w:tr>
+        <w:tc>
+          <w:tcPr>
+            <w:tcW w:type="dxa" w:w="1608"/>
+            <w:tcMar>
+              <w:top w:w="60" w:type="dxa"/>
+              <w:bottom w:w="60" w:type="dxa"/>
+              <w:left w:w="80" w:type="dxa"/>
+              <w:right w:w="80" w:type="dxa"/>
+            </w:tcMar>
+          </w:tcPr>
+          <w:p>
+            <w:pPr>
+              <w:spacing w:line="276" w:lineRule="auto" w:after="0"/>
+            </w:pPr>
+            <w:r>
+              <w:rPr>
+                <w:color w:val="444444"/>
+                <w:sz w:val="17"/>
+              </w:rPr>
+              <w:t>写入外置存储</w:t>
+            </w:r>
+          </w:p>
+        </w:tc>
+        <w:tc>
+          <w:tcPr>
+            <w:tcW w:type="dxa" w:w="1608"/>
+            <w:tcMar>
+              <w:top w:w="60" w:type="dxa"/>
+              <w:bottom w:w="60" w:type="dxa"/>
+              <w:left w:w="80" w:type="dxa"/>
+              <w:right w:w="80" w:type="dxa"/>
+            </w:tcMar>
+          </w:tcPr>
+          <w:p>
+            <w:pPr>
+              <w:spacing w:line="276" w:lineRule="auto" w:after="0"/>
+            </w:pPr>
+            <w:r>
+              <w:rPr>
+                <w:color w:val="444444"/>
+                <w:sz w:val="17"/>
+              </w:rPr>
+              <w:t>android.permission.WRITE_EXTERNAL_STORAGE</w:t>
+            </w:r>
+          </w:p>
+        </w:tc>
+        <w:tc>
+          <w:tcPr>
+            <w:tcW w:type="dxa" w:w="1608"/>
+            <w:tcMar>
+              <w:top w:w="60" w:type="dxa"/>
+              <w:bottom w:w="60" w:type="dxa"/>
+              <w:left w:w="80" w:type="dxa"/>
+              <w:right w:w="80" w:type="dxa"/>
+            </w:tcMar>
+          </w:tcPr>
+          <w:p>
+            <w:pPr>
+              <w:spacing w:line="276" w:lineRule="auto" w:after="0"/>
+            </w:pPr>
+            <w:r>
+              <w:rPr>
+                <w:color w:val="444444"/>
+                <w:sz w:val="17"/>
+              </w:rPr>
+              <w:t>允许应用写入外部存储，用于应用下载类广告素材及包体存储</w:t>
+            </w:r>
+          </w:p>
+        </w:tc>
+        <w:tc>
+          <w:tcPr>
+            <w:tcW w:type="dxa" w:w="1608"/>
+            <w:tcMar>
+              <w:top w:w="60" w:type="dxa"/>
+              <w:bottom w:w="60" w:type="dxa"/>
+              <w:left w:w="80" w:type="dxa"/>
+              <w:right w:w="80" w:type="dxa"/>
+            </w:tcMar>
+          </w:tcPr>
+          <w:p>
+            <w:pPr>
+              <w:spacing w:line="276" w:lineRule="auto" w:after="0"/>
+            </w:pPr>
+            <w:r>
+              <w:rPr>
+                <w:color w:val="444444"/>
+                <w:sz w:val="17"/>
+              </w:rPr>
+              <w:t>可选权限</w:t>
+            </w:r>
+          </w:p>
+        </w:tc>
+        <w:tc>
+          <w:tcPr>
+            <w:tcW w:type="dxa" w:w="1608"/>
+            <w:tcMar>
+              <w:top w:w="60" w:type="dxa"/>
+              <w:bottom w:w="60" w:type="dxa"/>
+              <w:left w:w="80" w:type="dxa"/>
+              <w:right w:w="80" w:type="dxa"/>
+            </w:tcMar>
+          </w:tcPr>
+          <w:p>
+            <w:pPr>
+              <w:spacing w:line="276" w:lineRule="auto" w:after="0"/>
+            </w:pPr>
+            <w:r>
+              <w:rPr>
+                <w:color w:val="444444"/>
+                <w:sz w:val="17"/>
+              </w:rPr>
+              <w:t>触发下载功能时动态申请</w:t>
+            </w:r>
+          </w:p>
+        </w:tc>
+        <w:tc>
+          <w:tcPr>
+            <w:tcW w:type="dxa" w:w="1608"/>
+            <w:tcMar>
+              <w:top w:w="60" w:type="dxa"/>
+              <w:bottom w:w="60" w:type="dxa"/>
+              <w:left w:w="80" w:type="dxa"/>
+              <w:right w:w="80" w:type="dxa"/>
+            </w:tcMar>
+          </w:tcPr>
+          <w:p>
+            <w:pPr>
+              <w:spacing w:line="276" w:lineRule="auto" w:after="0"/>
+            </w:pPr>
+            <w:r>
+              <w:rPr>
+                <w:color w:val="444444"/>
+                <w:sz w:val="17"/>
+              </w:rPr>
+              <w:t>可在系统设置中随时关闭</w:t>
+            </w:r>
+          </w:p>
+        </w:tc>
+      </w:tr>
+      <w:tr>
+        <w:tc>
+          <w:tcPr>
+            <w:tcW w:type="dxa" w:w="1608"/>
+            <w:tcMar>
+              <w:top w:w="60" w:type="dxa"/>
+              <w:bottom w:w="60" w:type="dxa"/>
+              <w:left w:w="80" w:type="dxa"/>
+              <w:right w:w="80" w:type="dxa"/>
+            </w:tcMar>
+          </w:tcPr>
+          <w:p>
+            <w:pPr>
+              <w:spacing w:line="276" w:lineRule="auto" w:after="0"/>
+            </w:pPr>
+            <w:r>
+              <w:rPr>
+                <w:color w:val="444444"/>
+                <w:sz w:val="17"/>
+              </w:rPr>
+              <w:t>读取外置存储</w:t>
+            </w:r>
+          </w:p>
+        </w:tc>
+        <w:tc>
+          <w:tcPr>
+            <w:tcW w:type="dxa" w:w="1608"/>
+            <w:tcMar>
+              <w:top w:w="60" w:type="dxa"/>
+              <w:bottom w:w="60" w:type="dxa"/>
+              <w:left w:w="80" w:type="dxa"/>
+              <w:right w:w="80" w:type="dxa"/>
+            </w:tcMar>
+          </w:tcPr>
+          <w:p>
+            <w:pPr>
+              <w:spacing w:line="276" w:lineRule="auto" w:after="0"/>
+            </w:pPr>
+            <w:r>
+              <w:rPr>
+                <w:color w:val="444444"/>
+                <w:sz w:val="17"/>
+              </w:rPr>
+              <w:t>android.permission.READ_EXTERNAL_STORAGE</w:t>
+            </w:r>
+          </w:p>
+        </w:tc>
+        <w:tc>
+          <w:tcPr>
+            <w:tcW w:type="dxa" w:w="1608"/>
+            <w:tcMar>
+              <w:top w:w="60" w:type="dxa"/>
+              <w:bottom w:w="60" w:type="dxa"/>
+              <w:left w:w="80" w:type="dxa"/>
+              <w:right w:w="80" w:type="dxa"/>
+            </w:tcMar>
+          </w:tcPr>
+          <w:p>
+            <w:pPr>
+              <w:spacing w:line="276" w:lineRule="auto" w:after="0"/>
+            </w:pPr>
+            <w:r>
+              <w:rPr>
+                <w:color w:val="444444"/>
+                <w:sz w:val="17"/>
+              </w:rPr>
+              <w:t>允许应用读取外部存储，用于读取已缓存的广告素材及包体</w:t>
+            </w:r>
+          </w:p>
+        </w:tc>
+        <w:tc>
+          <w:tcPr>
+            <w:tcW w:type="dxa" w:w="1608"/>
+            <w:tcMar>
+              <w:top w:w="60" w:type="dxa"/>
+              <w:bottom w:w="60" w:type="dxa"/>
+              <w:left w:w="80" w:type="dxa"/>
+              <w:right w:w="80" w:type="dxa"/>
+            </w:tcMar>
+          </w:tcPr>
+          <w:p>
+            <w:pPr>
+              <w:spacing w:line="276" w:lineRule="auto" w:after="0"/>
+            </w:pPr>
+            <w:r>
+              <w:rPr>
+                <w:color w:val="444444"/>
+                <w:sz w:val="17"/>
+              </w:rPr>
+              <w:t>可选权限</w:t>
+            </w:r>
+          </w:p>
+        </w:tc>
+        <w:tc>
+          <w:tcPr>
+            <w:tcW w:type="dxa" w:w="1608"/>
+            <w:tcMar>
+              <w:top w:w="60" w:type="dxa"/>
+              <w:bottom w:w="60" w:type="dxa"/>
+              <w:left w:w="80" w:type="dxa"/>
+              <w:right w:w="80" w:type="dxa"/>
+            </w:tcMar>
+          </w:tcPr>
+          <w:p>
+            <w:pPr>
+              <w:spacing w:line="276" w:lineRule="auto" w:after="0"/>
+            </w:pPr>
+            <w:r>
+              <w:rPr>
+                <w:color w:val="444444"/>
+                <w:sz w:val="17"/>
+              </w:rPr>
+              <w:t>触发加载功能时动态申请</w:t>
+            </w:r>
+          </w:p>
+        </w:tc>
+        <w:tc>
+          <w:tcPr>
+            <w:tcW w:type="dxa" w:w="1608"/>
+            <w:tcMar>
+              <w:top w:w="60" w:type="dxa"/>
+              <w:bottom w:w="60" w:type="dxa"/>
+              <w:left w:w="80" w:type="dxa"/>
+              <w:right w:w="80" w:type="dxa"/>
+            </w:tcMar>
+          </w:tcPr>
+          <w:p>
+            <w:pPr>
+              <w:spacing w:line="276" w:lineRule="auto" w:after="0"/>
+            </w:pPr>
+            <w:r>
+              <w:rPr>
+                <w:color w:val="444444"/>
+                <w:sz w:val="17"/>
+              </w:rPr>
+              <w:t>可在系统设置中随时关闭</w:t>
+            </w:r>
+          </w:p>
+        </w:tc>
+      </w:tr>
     </w:tbl>
     <w:p>
       <w:pPr>
-        <w:spacing w:before="40" w:after="40"/>
+        <w:spacing w:after="80" w:line="300" w:lineRule="auto"/>
       </w:pPr>
+      <w:r>
+        <w:t>注：我们不会默认开启您的敏感设备权限，也不会在您未授权或拒绝授权的情况下强行索取非必要权限。拒绝可选权限仅会导致对应特定功能（如精准广告推荐）受限，不会影响您正常体验单机游戏的核心玩法。您可以通过移动设备的“系统设置 - 权限管理”随时修改或撤回相关权限授权。</w:t>
+      </w:r>
     </w:p>
     <w:p>
       <w:pPr>
+        <w:keepNext/>
         <w:spacing w:before="160" w:after="60"/>
       </w:pPr>
       <w:r>
         <w:rPr>
           <w:rFonts w:ascii="Microsoft YaHei" w:hAnsi="Microsoft YaHei" w:eastAsia="Microsoft YaHei"/>
           <w:b/>
-          <w:color w:val="2980B9"/>
-          <w:sz w:val="21"/>
+          <w:color w:val="2C3E50"/>
+          <w:sz w:val="22"/>
         </w:rPr>
-        <w:t>（五）征得授权同意的例外情形</w:t>
+        <w:t>（八）征得授权同意的例外情形</w:t>
       </w:r>
     </w:p>
     <w:p>
       <w:pPr>
-        <w:spacing w:before="0" w:after="80" w:line="300" w:lineRule="auto"/>
+        <w:spacing w:after="80" w:line="300" w:lineRule="auto"/>
       </w:pPr>
       <w:r>
-        <w:rPr>
-          <w:rFonts w:ascii="Microsoft YaHei" w:hAnsi="Microsoft YaHei" w:eastAsia="Microsoft YaHei"/>
-          <w:color w:val="3C3C3C"/>
-          <w:sz w:val="19"/>
-        </w:rPr>
         <w:t>根据相关法律法规及国家标准，以下情形中，我们收集和使用您的相关个人信息无需征得您的授权同意：</w:t>
         <w:br/>
-        <w:t>1. 与我们履行法律法规规定的义务相关的；</w:t>
+        <w:t>1. 为订立、履行您作为一方当事人的合同所必需；</w:t>
         <w:br/>
-        <w:t>2. 与国家安全、国防安全直接相关的；</w:t>
+        <w:t>2. 为履行法定职责或者法定义务所必需；</w:t>
         <w:br/>
-        <w:t>3. 与公共安全、公共卫生、重大公共利益直接相关的；</w:t>
+        <w:t>3. 为应对突发公共卫生事件，或者紧急情况下为保护自然人的生命健康和财产安全所必需；</w:t>
         <w:br/>
-        <w:t>4. 与刑事侦查、起诉、审判和判决执行等直接相关的；</w:t>
+        <w:t>4. 为公共利益实施新闻报道、舆论监督等行为，在合理的范围内处理个人信息；</w:t>
         <w:br/>
-        <w:t>5. 出于维护您或其他个人的生命、财产等重大合法权益但又很难得到本人授权同意的；</w:t>
+        <w:t>5. 依照法律规定在合理的范围内处理您自行公开或者其他已经合法公开的个人信息；</w:t>
         <w:br/>
-        <w:t>6. 所涉及的个人信息是您自行向社会公众公开的；</w:t>
-        <w:br/>
-        <w:t>7. 从合法公开披露的信息中收集个人信息的，如合法的新闻报道、政府信息公开等渠道；</w:t>
-        <w:br/>
-        <w:t>8. 维护所提供产品或服务的安全稳定运行所必需的，如发现、处置产品或服务的故障。</w:t>
+        <w:t>6. 法律、行政法规规定的其他情形。</w:t>
       </w:r>
     </w:p>
     <w:p>
       <w:pPr>
-        <w:spacing w:before="280" w:after="120"/>
+        <w:keepNext/>
+        <w:spacing w:before="280" w:after="80"/>
       </w:pPr>
       <w:r>
         <w:rPr>
           <w:rFonts w:ascii="Microsoft YaHei" w:hAnsi="Microsoft YaHei" w:eastAsia="Microsoft YaHei"/>
           <w:b/>
-          <w:color w:val="1F4E79"/>
-          <w:sz w:val="24"/>
+          <w:color w:val="1A5276"/>
+          <w:sz w:val="26"/>
         </w:rPr>
         <w:t>二、我们如何保存您的个人信息</w:t>
       </w:r>
     </w:p>
     <w:p>
       <w:pPr>
-        <w:spacing w:before="0" w:after="80" w:line="300" w:lineRule="auto"/>
+        <w:spacing w:after="80" w:line="300" w:lineRule="auto"/>
       </w:pPr>
       <w:r>
-        <w:rPr>
-          <w:rFonts w:ascii="Microsoft YaHei" w:hAnsi="Microsoft YaHei" w:eastAsia="Microsoft YaHei"/>
-          <w:color w:val="3C3C3C"/>
-          <w:sz w:val="19"/>
-        </w:rPr>
-        <w:t>1. 保存地点：我们在中华人民共和国境内收集和产生的个人信息，将严格保存在中华人民共和国境内（中国大陆地区），不会向境外传输或存储。</w:t>
+        <w:t>1. 保存地点： 我们在中华人民共和国境内收集和产生的个人信息，将严格保存在中华人民共和国境内（中国大陆地区），不会向境外传输或存储。</w:t>
         <w:br/>
-        <w:t>2. 保存期限：我们仅在实现本隐私政策所述目的所必需的最短期限内保留您的个人信息。超出必要期限后，我们将对个人信息进行删除或做匿名化处理。</w:t>
+        <w:t>2. 保存期限： 我们仅在实现本隐私政策所述目的所必需的最短期限内保留您的个人信息。超出必要期限后，我们将对个人信息进行删除或做匿名化处理，法律法规另有规定的除外。</w:t>
         <w:br/>
-        <w:t>3. 本地数据存储：您的本地游戏进度、得分等数据保存在您的本地终端设备中，您随时可以通过清除游戏应用数据或卸载游戏来彻底删除上述本地数据。</w:t>
+        <w:t>3. 本地数据存储： 您的本地游戏进度、得分等数据保存在您的本地终端设备沙盒中，您随时可以通过清除游戏应用数据或卸载游戏来彻底删除上述本地数据。</w:t>
       </w:r>
     </w:p>
     <w:p>
       <w:pPr>
-        <w:spacing w:before="280" w:after="120"/>
+        <w:keepNext/>
+        <w:spacing w:before="280" w:after="80"/>
       </w:pPr>
       <w:r>
         <w:rPr>
           <w:rFonts w:ascii="Microsoft YaHei" w:hAnsi="Microsoft YaHei" w:eastAsia="Microsoft YaHei"/>
           <w:b/>
-          <w:color w:val="1F4E79"/>
-          <w:sz w:val="24"/>
+          <w:color w:val="1A5276"/>
+          <w:sz w:val="26"/>
         </w:rPr>
         <w:t>三、我们如何使用Cookies和同类技术</w:t>
       </w:r>
     </w:p>
     <w:p>
       <w:pPr>
-        <w:spacing w:before="0" w:after="80" w:line="300" w:lineRule="auto"/>
+        <w:spacing w:after="80" w:line="300" w:lineRule="auto"/>
       </w:pPr>
       <w:r>
-        <w:rPr>
-          <w:rFonts w:ascii="Microsoft YaHei" w:hAnsi="Microsoft YaHei" w:eastAsia="Microsoft YaHei"/>
-          <w:color w:val="3C3C3C"/>
-          <w:sz w:val="19"/>
-        </w:rPr>
         <w:t>《骑士冲锋》作为移动端客户端游戏，不使用传统网页浏览器 Cookies 技术跟踪您的跨站网络浏览行为。</w:t>
         <w:br/>
-        <w:t>为保障游戏正常运行、保存您的本地关卡进度及音效设置等偏好，我们使用移动客户端本地持久化存储机制（如 Unity PlayerPrefs / 本地数据配置文件）。该机制仅在您的本地终端设备存储基础配置参数，不包含任何您的个人身份识别信息，亦不会用于任何商业广告追踪。</w:t>
+        <w:t>为保障游戏正常运行、保存您的本地关卡进度及音效设置等偏好，我们使用移动客户端本地持久化存储机制（如 Unity PlayerPrefs / 本地数据配置文件）。该机制仅在您的本地终端设备存储基础配置参数，不包含任何您的个人身份识别信息，亦不会用于任何商业广告跨站追踪。</w:t>
       </w:r>
     </w:p>
     <w:p>
       <w:pPr>
-        <w:spacing w:before="280" w:after="120"/>
+        <w:keepNext/>
+        <w:spacing w:before="280" w:after="80"/>
       </w:pPr>
       <w:r>
         <w:rPr>
           <w:rFonts w:ascii="Microsoft YaHei" w:hAnsi="Microsoft YaHei" w:eastAsia="Microsoft YaHei"/>
           <w:b/>
-          <w:color w:val="1F4E79"/>
-          <w:sz w:val="24"/>
+          <w:color w:val="1A5276"/>
+          <w:sz w:val="26"/>
         </w:rPr>
         <w:t>四、我们如何共享、转让、公开披露您的个人信息</w:t>
       </w:r>
     </w:p>
     <w:p>
       <w:pPr>
-        <w:spacing w:before="0" w:after="80" w:line="300" w:lineRule="auto"/>
+        <w:spacing w:after="80" w:line="300" w:lineRule="auto"/>
       </w:pPr>
       <w:r>
-        <w:rPr>
-          <w:rFonts w:ascii="Microsoft YaHei" w:hAnsi="Microsoft YaHei" w:eastAsia="Microsoft YaHei"/>
-          <w:color w:val="3C3C3C"/>
-          <w:sz w:val="19"/>
-        </w:rPr>
-        <w:t>1. 共享：我们不会向任何第三方公司、组织和个人共享您的个人信息，但以下情形除外：</w:t>
+        <w:t>1. 共享： 我们不会向任何第三方公司、组织和个人共享您的个人信息，但以下情形除外：</w:t>
         <w:br/>
-        <w:t>（1）在获取您明确同意的情况下共享；</w:t>
+        <w:t xml:space="preserve">   - 在获取您明确同意的情况下共享；</w:t>
         <w:br/>
-        <w:t>（2）根据法律法规规定、行政司法机关的强制性要求对外共享；</w:t>
+        <w:t xml:space="preserve">   - 根据法律法规规定、行政司法机关的强制性要求对外共享；</w:t>
         <w:br/>
-        <w:t>（3）与第三方服务商（SDK）共享：仅为实现游戏渲染及引擎基础运行目的，我们会接入第三方 SDK。详细接入情况见本政策第五部分。</w:t>
+        <w:t xml:space="preserve">   - 与第三方服务商（SDK）共享： 为实现游戏基础引擎渲染、广告投放及效果分析目的，我们会接入第三方 SDK。我们仅会出于合法、正当、必要、特定、明确的目的共享为您提供服务所必需的信息，并对第三方进行严格的安全评估与监督。详细接入情况见本政策第五部分。</w:t>
         <w:br/>
+        <w:t>2. 转让： 我们不会将您的个人信息转让给任何公司、组织和个人，但在涉及合并、收购、资产转让或破产清算时，如涉及个人信息转让，我们会向您告知有关情况，并要求新的承接主体继续受本政策的约束，否则我们将要求其重新取得您的授权同意。</w:t>
         <w:br/>
-        <w:t>2. 转让：我们不会将您的个人信息转让给任何公司、组织和个人，但在涉及合并、收购、资产转让或破产清算时，如涉及个人信息转让，我们会向您告知有关情况，并要求新的承接主体继续受本政策的约束，否则我们将要求其重新取得您的授权同意。</w:t>
-        <w:br/>
-        <w:br/>
-        <w:t>3. 公开披露：我们仅在获得您明确同意或基于法律法规、法律程序、诉讼或政府主管部门强制性要求的前提下，才会公开披露您的个人信息。</w:t>
+        <w:t>3. 公开披露： 我们仅在获得您明确同意或基于法律法规、法律程序、诉讼或政府主管部门强制性要求的前提下，才会公开披露您的个人信息。</w:t>
       </w:r>
     </w:p>
     <w:p>
       <w:pPr>
-        <w:spacing w:before="280" w:after="120"/>
+        <w:keepNext/>
+        <w:spacing w:before="280" w:after="80"/>
       </w:pPr>
       <w:r>
         <w:rPr>
           <w:rFonts w:ascii="Microsoft YaHei" w:hAnsi="Microsoft YaHei" w:eastAsia="Microsoft YaHei"/>
           <w:b/>
-          <w:color w:val="1F4E79"/>
-          <w:sz w:val="24"/>
+          <w:color w:val="1A5276"/>
+          <w:sz w:val="26"/>
         </w:rPr>
         <w:t>五、第三方产品或服务如何获得您的个人信息（第三方SDK接入情况说明）</w:t>
       </w:r>
     </w:p>
     <w:p>
       <w:pPr>
-        <w:spacing w:before="0" w:after="80" w:line="300" w:lineRule="auto"/>
+        <w:spacing w:after="80" w:line="300" w:lineRule="auto"/>
+      </w:pPr>
+      <w:r>
+        <w:t>为保障《骑士冲锋》游戏图形渲染及广告变现服务，本产品接入了必要的第三方软件开发工具包（SDK）。我们接入的第三方 SDK 详情如下：</w:t>
+      </w:r>
+    </w:p>
+    <w:p>
+      <w:pPr>
+        <w:keepNext/>
+        <w:spacing w:before="160" w:after="60"/>
       </w:pPr>
       <w:r>
         <w:rPr>
           <w:rFonts w:ascii="Microsoft YaHei" w:hAnsi="Microsoft YaHei" w:eastAsia="Microsoft YaHei"/>
-          <w:color w:val="3C3C3C"/>
-          <w:sz w:val="19"/>
+          <w:b/>
+          <w:color w:val="2C3E50"/>
+          <w:sz w:val="22"/>
         </w:rPr>
-        <w:t>为保障《骑士冲锋》游戏图形渲染、物理引擎及基础性能排查，本产品接入了必要的第三方软件开发工具包（SDK）。我们接入的第三方 SDK 详情如下：</w:t>
+        <w:t>1. Unity3D SDK（Unity 引擎开发框架）</w:t>
       </w:r>
     </w:p>
     <w:tbl>
@@ -911,36 +1998,27 @@
         <w:tblW w:type="auto" w:w="0"/>
         <w:jc w:val="center"/>
         <w:tblLook w:firstColumn="1" w:firstRow="1" w:lastColumn="0" w:lastRow="0" w:noHBand="0" w:noVBand="1" w:val="04A0"/>
-        <w:tblBorders>
-          <w:top w:val="single" w:sz="4" w:space="0" w:color="D3D3D3"/>
-          <w:bottom w:val="single" w:sz="4" w:space="0" w:color="D3D3D3"/>
-          <w:left w:val="single" w:sz="4" w:space="0" w:color="D3D3D3"/>
-          <w:right w:val="single" w:sz="4" w:space="0" w:color="D3D3D3"/>
-          <w:insideH w:val="single" w:sz="4" w:space="0" w:color="D3D3D3"/>
-          <w:insideV w:val="single" w:sz="4" w:space="0" w:color="D3D3D3"/>
-        </w:tblBorders>
       </w:tblPr>
       <w:tblGrid>
-        <w:gridCol w:w="4680"/>
-        <w:gridCol w:w="4680"/>
+        <w:gridCol w:w="4824"/>
+        <w:gridCol w:w="4824"/>
       </w:tblGrid>
       <w:tr>
         <w:tc>
           <w:tcPr>
-            <w:tcW w:type="dxa" w:w="4680"/>
-            <w:shd w:fill="F4F6F9"/>
+            <w:tcW w:type="dxa" w:w="2592"/>
+            <w:shd w:fill="F8FAFC"/>
             <w:tcMar>
-              <w:top w:w="100" w:type="dxa"/>
-              <w:bottom w:w="100" w:type="dxa"/>
-              <w:left w:w="120" w:type="dxa"/>
-              <w:right w:w="120" w:type="dxa"/>
+              <w:top w:w="60" w:type="dxa"/>
+              <w:bottom w:w="60" w:type="dxa"/>
+              <w:left w:w="80" w:type="dxa"/>
+              <w:right w:w="80" w:type="dxa"/>
             </w:tcMar>
           </w:tcPr>
           <w:p>
             <w:r>
               <w:rPr>
                 <w:b/>
-                <w:color w:val="1F4E79"/>
                 <w:sz w:val="18"/>
               </w:rPr>
               <w:t>第三方SDK名称</w:t>
@@ -949,18 +2027,17 @@
         </w:tc>
         <w:tc>
           <w:tcPr>
-            <w:tcW w:type="dxa" w:w="4680"/>
+            <w:tcW w:type="dxa" w:w="7056"/>
             <w:tcMar>
-              <w:top w:w="100" w:type="dxa"/>
-              <w:bottom w:w="100" w:type="dxa"/>
-              <w:left w:w="120" w:type="dxa"/>
-              <w:right w:w="120" w:type="dxa"/>
+              <w:top w:w="60" w:type="dxa"/>
+              <w:bottom w:w="60" w:type="dxa"/>
+              <w:left w:w="80" w:type="dxa"/>
+              <w:right w:w="80" w:type="dxa"/>
             </w:tcMar>
           </w:tcPr>
           <w:p>
             <w:r>
               <w:rPr>
-                <w:color w:val="3C3C3C"/>
                 <w:sz w:val="18"/>
               </w:rPr>
               <w:t>Unity3D SDK（Unity 引擎开发框架）</w:t>
@@ -971,20 +2048,19 @@
       <w:tr>
         <w:tc>
           <w:tcPr>
-            <w:tcW w:type="dxa" w:w="4680"/>
-            <w:shd w:fill="F4F6F9"/>
+            <w:tcW w:type="dxa" w:w="2592"/>
+            <w:shd w:fill="F8FAFC"/>
             <w:tcMar>
-              <w:top w:w="100" w:type="dxa"/>
-              <w:bottom w:w="100" w:type="dxa"/>
-              <w:left w:w="120" w:type="dxa"/>
-              <w:right w:w="120" w:type="dxa"/>
+              <w:top w:w="60" w:type="dxa"/>
+              <w:bottom w:w="60" w:type="dxa"/>
+              <w:left w:w="80" w:type="dxa"/>
+              <w:right w:w="80" w:type="dxa"/>
             </w:tcMar>
           </w:tcPr>
           <w:p>
             <w:r>
               <w:rPr>
                 <w:b/>
-                <w:color w:val="1F4E79"/>
                 <w:sz w:val="18"/>
               </w:rPr>
               <w:t>开发者/运营方全称</w:t>
@@ -993,18 +2069,17 @@
         </w:tc>
         <w:tc>
           <w:tcPr>
-            <w:tcW w:type="dxa" w:w="4680"/>
+            <w:tcW w:type="dxa" w:w="7056"/>
             <w:tcMar>
-              <w:top w:w="100" w:type="dxa"/>
-              <w:bottom w:w="100" w:type="dxa"/>
-              <w:left w:w="120" w:type="dxa"/>
-              <w:right w:w="120" w:type="dxa"/>
+              <w:top w:w="60" w:type="dxa"/>
+              <w:bottom w:w="60" w:type="dxa"/>
+              <w:left w:w="80" w:type="dxa"/>
+              <w:right w:w="80" w:type="dxa"/>
             </w:tcMar>
           </w:tcPr>
           <w:p>
             <w:r>
               <w:rPr>
-                <w:color w:val="3C3C3C"/>
                 <w:sz w:val="18"/>
               </w:rPr>
               <w:t>优美缔软件（上海）有限公司 / Unity Technologies</w:t>
@@ -1015,20 +2090,19 @@
       <w:tr>
         <w:tc>
           <w:tcPr>
-            <w:tcW w:type="dxa" w:w="4680"/>
-            <w:shd w:fill="F4F6F9"/>
+            <w:tcW w:type="dxa" w:w="2592"/>
+            <w:shd w:fill="F8FAFC"/>
             <w:tcMar>
-              <w:top w:w="100" w:type="dxa"/>
-              <w:bottom w:w="100" w:type="dxa"/>
-              <w:left w:w="120" w:type="dxa"/>
-              <w:right w:w="120" w:type="dxa"/>
+              <w:top w:w="60" w:type="dxa"/>
+              <w:bottom w:w="60" w:type="dxa"/>
+              <w:left w:w="80" w:type="dxa"/>
+              <w:right w:w="80" w:type="dxa"/>
             </w:tcMar>
           </w:tcPr>
           <w:p>
             <w:r>
               <w:rPr>
                 <w:b/>
-                <w:color w:val="1F4E79"/>
                 <w:sz w:val="18"/>
               </w:rPr>
               <w:t>使用目的</w:t>
@@ -1037,18 +2111,17 @@
         </w:tc>
         <w:tc>
           <w:tcPr>
-            <w:tcW w:type="dxa" w:w="4680"/>
+            <w:tcW w:type="dxa" w:w="7056"/>
             <w:tcMar>
-              <w:top w:w="100" w:type="dxa"/>
-              <w:bottom w:w="100" w:type="dxa"/>
-              <w:left w:w="120" w:type="dxa"/>
-              <w:right w:w="120" w:type="dxa"/>
+              <w:top w:w="60" w:type="dxa"/>
+              <w:bottom w:w="60" w:type="dxa"/>
+              <w:left w:w="80" w:type="dxa"/>
+              <w:right w:w="80" w:type="dxa"/>
             </w:tcMar>
           </w:tcPr>
           <w:p>
             <w:r>
               <w:rPr>
-                <w:color w:val="3C3C3C"/>
                 <w:sz w:val="18"/>
               </w:rPr>
               <w:t>保障游戏在移动设备上的基本图形渲染、物理模拟与引擎运行，进行性能调优及异常崩溃排查</w:t>
@@ -1059,20 +2132,19 @@
       <w:tr>
         <w:tc>
           <w:tcPr>
-            <w:tcW w:type="dxa" w:w="4680"/>
-            <w:shd w:fill="F4F6F9"/>
+            <w:tcW w:type="dxa" w:w="2592"/>
+            <w:shd w:fill="F8FAFC"/>
             <w:tcMar>
-              <w:top w:w="100" w:type="dxa"/>
-              <w:bottom w:w="100" w:type="dxa"/>
-              <w:left w:w="120" w:type="dxa"/>
-              <w:right w:w="120" w:type="dxa"/>
+              <w:top w:w="60" w:type="dxa"/>
+              <w:bottom w:w="60" w:type="dxa"/>
+              <w:left w:w="80" w:type="dxa"/>
+              <w:right w:w="80" w:type="dxa"/>
             </w:tcMar>
           </w:tcPr>
           <w:p>
             <w:r>
               <w:rPr>
                 <w:b/>
-                <w:color w:val="1F4E79"/>
                 <w:sz w:val="18"/>
               </w:rPr>
               <w:t>使用场景</w:t>
@@ -1081,18 +2153,17 @@
         </w:tc>
         <w:tc>
           <w:tcPr>
-            <w:tcW w:type="dxa" w:w="4680"/>
+            <w:tcW w:type="dxa" w:w="7056"/>
             <w:tcMar>
-              <w:top w:w="100" w:type="dxa"/>
-              <w:bottom w:w="100" w:type="dxa"/>
-              <w:left w:w="120" w:type="dxa"/>
-              <w:right w:w="120" w:type="dxa"/>
+              <w:top w:w="60" w:type="dxa"/>
+              <w:bottom w:w="60" w:type="dxa"/>
+              <w:left w:w="80" w:type="dxa"/>
+              <w:right w:w="80" w:type="dxa"/>
             </w:tcMar>
           </w:tcPr>
           <w:p>
             <w:r>
               <w:rPr>
-                <w:color w:val="3C3C3C"/>
                 <w:sz w:val="18"/>
               </w:rPr>
               <w:t>游戏启动、初始化加载、关卡对战及运行期间</w:t>
@@ -1103,20 +2174,19 @@
       <w:tr>
         <w:tc>
           <w:tcPr>
-            <w:tcW w:type="dxa" w:w="4680"/>
-            <w:shd w:fill="F4F6F9"/>
+            <w:tcW w:type="dxa" w:w="2592"/>
+            <w:shd w:fill="F8FAFC"/>
             <w:tcMar>
-              <w:top w:w="100" w:type="dxa"/>
-              <w:bottom w:w="100" w:type="dxa"/>
-              <w:left w:w="120" w:type="dxa"/>
-              <w:right w:w="120" w:type="dxa"/>
+              <w:top w:w="60" w:type="dxa"/>
+              <w:bottom w:w="60" w:type="dxa"/>
+              <w:left w:w="80" w:type="dxa"/>
+              <w:right w:w="80" w:type="dxa"/>
             </w:tcMar>
           </w:tcPr>
           <w:p>
             <w:r>
               <w:rPr>
                 <w:b/>
-                <w:color w:val="1F4E79"/>
                 <w:sz w:val="18"/>
               </w:rPr>
               <w:t>调用权限说明</w:t>
@@ -1125,18 +2195,17 @@
         </w:tc>
         <w:tc>
           <w:tcPr>
-            <w:tcW w:type="dxa" w:w="4680"/>
+            <w:tcW w:type="dxa" w:w="7056"/>
             <w:tcMar>
-              <w:top w:w="100" w:type="dxa"/>
-              <w:bottom w:w="100" w:type="dxa"/>
-              <w:left w:w="120" w:type="dxa"/>
-              <w:right w:w="120" w:type="dxa"/>
+              <w:top w:w="60" w:type="dxa"/>
+              <w:bottom w:w="60" w:type="dxa"/>
+              <w:left w:w="80" w:type="dxa"/>
+              <w:right w:w="80" w:type="dxa"/>
             </w:tcMar>
           </w:tcPr>
           <w:p>
             <w:r>
               <w:rPr>
-                <w:color w:val="3C3C3C"/>
                 <w:sz w:val="18"/>
               </w:rPr>
               <w:t>网络访问权限（android.permission.INTERNET）、查看网络状态（android.permission.ACCESS_NETWORK_STATE）</w:t>
@@ -1147,20 +2216,19 @@
       <w:tr>
         <w:tc>
           <w:tcPr>
-            <w:tcW w:type="dxa" w:w="4680"/>
-            <w:shd w:fill="F4F6F9"/>
+            <w:tcW w:type="dxa" w:w="2592"/>
+            <w:shd w:fill="F8FAFC"/>
             <w:tcMar>
-              <w:top w:w="100" w:type="dxa"/>
-              <w:bottom w:w="100" w:type="dxa"/>
-              <w:left w:w="120" w:type="dxa"/>
-              <w:right w:w="120" w:type="dxa"/>
+              <w:top w:w="60" w:type="dxa"/>
+              <w:bottom w:w="60" w:type="dxa"/>
+              <w:left w:w="80" w:type="dxa"/>
+              <w:right w:w="80" w:type="dxa"/>
             </w:tcMar>
           </w:tcPr>
           <w:p>
             <w:r>
               <w:rPr>
                 <w:b/>
-                <w:color w:val="1F4E79"/>
                 <w:sz w:val="18"/>
               </w:rPr>
               <w:t>个人信息收集类型及方式</w:t>
@@ -1169,21 +2237,20 @@
         </w:tc>
         <w:tc>
           <w:tcPr>
-            <w:tcW w:type="dxa" w:w="4680"/>
+            <w:tcW w:type="dxa" w:w="7056"/>
             <w:tcMar>
-              <w:top w:w="100" w:type="dxa"/>
-              <w:bottom w:w="100" w:type="dxa"/>
-              <w:left w:w="120" w:type="dxa"/>
-              <w:right w:w="120" w:type="dxa"/>
+              <w:top w:w="60" w:type="dxa"/>
+              <w:bottom w:w="60" w:type="dxa"/>
+              <w:left w:w="80" w:type="dxa"/>
+              <w:right w:w="80" w:type="dxa"/>
             </w:tcMar>
           </w:tcPr>
           <w:p>
             <w:r>
               <w:rPr>
-                <w:color w:val="3C3C3C"/>
                 <w:sz w:val="18"/>
               </w:rPr>
-              <w:t>收集类型：设备标识信息（Android ID）、设备型号、操作系统版本、CPU及GPU架构信息、屏幕分辨率、系统语言、内存与存储空间大小。</w:t>
+              <w:t>收集类型：设备标识信息（Android ID）、设备品牌与型号、操作系统版本、CPU及GPU架构信息、屏幕分辨率、系统语言、内存与存储空间大小。</w:t>
               <w:br/>
               <w:t>收集方式：SDK 引擎本地自动采集</w:t>
             </w:r>
@@ -1193,20 +2260,19 @@
       <w:tr>
         <w:tc>
           <w:tcPr>
-            <w:tcW w:type="dxa" w:w="4680"/>
-            <w:shd w:fill="F4F6F9"/>
+            <w:tcW w:type="dxa" w:w="2592"/>
+            <w:shd w:fill="F8FAFC"/>
             <w:tcMar>
-              <w:top w:w="100" w:type="dxa"/>
-              <w:bottom w:w="100" w:type="dxa"/>
-              <w:left w:w="120" w:type="dxa"/>
-              <w:right w:w="120" w:type="dxa"/>
+              <w:top w:w="60" w:type="dxa"/>
+              <w:bottom w:w="60" w:type="dxa"/>
+              <w:left w:w="80" w:type="dxa"/>
+              <w:right w:w="80" w:type="dxa"/>
             </w:tcMar>
           </w:tcPr>
           <w:p>
             <w:r>
               <w:rPr>
                 <w:b/>
-                <w:color w:val="1F4E79"/>
                 <w:sz w:val="18"/>
               </w:rPr>
               <w:t>频次 / 时机</w:t>
@@ -1215,18 +2281,17 @@
         </w:tc>
         <w:tc>
           <w:tcPr>
-            <w:tcW w:type="dxa" w:w="4680"/>
+            <w:tcW w:type="dxa" w:w="7056"/>
             <w:tcMar>
-              <w:top w:w="100" w:type="dxa"/>
-              <w:bottom w:w="100" w:type="dxa"/>
-              <w:left w:w="120" w:type="dxa"/>
-              <w:right w:w="120" w:type="dxa"/>
+              <w:top w:w="60" w:type="dxa"/>
+              <w:bottom w:w="60" w:type="dxa"/>
+              <w:left w:w="80" w:type="dxa"/>
+              <w:right w:w="80" w:type="dxa"/>
             </w:tcMar>
           </w:tcPr>
           <w:p>
             <w:r>
               <w:rPr>
-                <w:color w:val="3C3C3C"/>
                 <w:sz w:val="18"/>
               </w:rPr>
               <w:t>应用启动初始化时单次读取，发生异常或渲染交互时按需调用</w:t>
@@ -1237,20 +2302,19 @@
       <w:tr>
         <w:tc>
           <w:tcPr>
-            <w:tcW w:type="dxa" w:w="4680"/>
-            <w:shd w:fill="F4F6F9"/>
+            <w:tcW w:type="dxa" w:w="2592"/>
+            <w:shd w:fill="F8FAFC"/>
             <w:tcMar>
-              <w:top w:w="100" w:type="dxa"/>
-              <w:bottom w:w="100" w:type="dxa"/>
-              <w:left w:w="120" w:type="dxa"/>
-              <w:right w:w="120" w:type="dxa"/>
+              <w:top w:w="60" w:type="dxa"/>
+              <w:bottom w:w="60" w:type="dxa"/>
+              <w:left w:w="80" w:type="dxa"/>
+              <w:right w:w="80" w:type="dxa"/>
             </w:tcMar>
           </w:tcPr>
           <w:p>
             <w:r>
               <w:rPr>
                 <w:b/>
-                <w:color w:val="1F4E79"/>
                 <w:sz w:val="18"/>
               </w:rPr>
               <w:t>隐私政策链接</w:t>
@@ -1259,18 +2323,17 @@
         </w:tc>
         <w:tc>
           <w:tcPr>
-            <w:tcW w:type="dxa" w:w="4680"/>
+            <w:tcW w:type="dxa" w:w="7056"/>
             <w:tcMar>
-              <w:top w:w="100" w:type="dxa"/>
-              <w:bottom w:w="100" w:type="dxa"/>
-              <w:left w:w="120" w:type="dxa"/>
-              <w:right w:w="120" w:type="dxa"/>
+              <w:top w:w="60" w:type="dxa"/>
+              <w:bottom w:w="60" w:type="dxa"/>
+              <w:left w:w="80" w:type="dxa"/>
+              <w:right w:w="80" w:type="dxa"/>
             </w:tcMar>
           </w:tcPr>
           <w:p>
             <w:r>
               <w:rPr>
-                <w:color w:val="3C3C3C"/>
                 <w:sz w:val="18"/>
               </w:rPr>
               <w:t>https://unity.cn/legal/privacy-policy</w:t>
@@ -1281,126 +2344,582 @@
     </w:tbl>
     <w:p>
       <w:pPr>
-        <w:spacing w:before="40" w:after="40"/>
-      </w:pPr>
-    </w:p>
-    <w:p>
-      <w:pPr>
-        <w:spacing w:before="0" w:after="80" w:line="300" w:lineRule="auto"/>
+        <w:keepNext/>
+        <w:spacing w:before="160" w:after="60"/>
       </w:pPr>
       <w:r>
         <w:rPr>
           <w:rFonts w:ascii="Microsoft YaHei" w:hAnsi="Microsoft YaHei" w:eastAsia="Microsoft YaHei"/>
-          <w:color w:val="3C3C3C"/>
-          <w:sz w:val="19"/>
+          <w:b/>
+          <w:color w:val="2C3E50"/>
+          <w:sz w:val="22"/>
         </w:rPr>
+        <w:t>2. TapADN SDK（Dirichlet Ad SDK / Dirichlet 广告及聚合SDK）</w:t>
+      </w:r>
+    </w:p>
+    <w:tbl>
+      <w:tblPr>
+        <w:tblW w:type="auto" w:w="0"/>
+        <w:jc w:val="center"/>
+        <w:tblLook w:firstColumn="1" w:firstRow="1" w:lastColumn="0" w:lastRow="0" w:noHBand="0" w:noVBand="1" w:val="04A0"/>
+      </w:tblPr>
+      <w:tblGrid>
+        <w:gridCol w:w="4824"/>
+        <w:gridCol w:w="4824"/>
+      </w:tblGrid>
+      <w:tr>
+        <w:tc>
+          <w:tcPr>
+            <w:tcW w:type="dxa" w:w="2592"/>
+            <w:shd w:fill="F8FAFC"/>
+            <w:tcMar>
+              <w:top w:w="60" w:type="dxa"/>
+              <w:bottom w:w="60" w:type="dxa"/>
+              <w:left w:w="80" w:type="dxa"/>
+              <w:right w:w="80" w:type="dxa"/>
+            </w:tcMar>
+          </w:tcPr>
+          <w:p>
+            <w:r>
+              <w:rPr>
+                <w:b/>
+                <w:sz w:val="18"/>
+              </w:rPr>
+              <w:t>第三方SDK名称</w:t>
+            </w:r>
+          </w:p>
+        </w:tc>
+        <w:tc>
+          <w:tcPr>
+            <w:tcW w:type="dxa" w:w="7056"/>
+            <w:tcMar>
+              <w:top w:w="60" w:type="dxa"/>
+              <w:bottom w:w="60" w:type="dxa"/>
+              <w:left w:w="80" w:type="dxa"/>
+              <w:right w:w="80" w:type="dxa"/>
+            </w:tcMar>
+          </w:tcPr>
+          <w:p>
+            <w:r>
+              <w:rPr>
+                <w:sz w:val="18"/>
+              </w:rPr>
+              <w:t>TapADN SDK（又名 Dirichlet Ad SDK）</w:t>
+            </w:r>
+          </w:p>
+        </w:tc>
+      </w:tr>
+      <w:tr>
+        <w:tc>
+          <w:tcPr>
+            <w:tcW w:type="dxa" w:w="2592"/>
+            <w:shd w:fill="F8FAFC"/>
+            <w:tcMar>
+              <w:top w:w="60" w:type="dxa"/>
+              <w:bottom w:w="60" w:type="dxa"/>
+              <w:left w:w="80" w:type="dxa"/>
+              <w:right w:w="80" w:type="dxa"/>
+            </w:tcMar>
+          </w:tcPr>
+          <w:p>
+            <w:r>
+              <w:rPr>
+                <w:b/>
+                <w:sz w:val="18"/>
+              </w:rPr>
+              <w:t>开发者/运营方全称</w:t>
+            </w:r>
+          </w:p>
+        </w:tc>
+        <w:tc>
+          <w:tcPr>
+            <w:tcW w:type="dxa" w:w="7056"/>
+            <w:tcMar>
+              <w:top w:w="60" w:type="dxa"/>
+              <w:bottom w:w="60" w:type="dxa"/>
+              <w:left w:w="80" w:type="dxa"/>
+              <w:right w:w="80" w:type="dxa"/>
+            </w:tcMar>
+          </w:tcPr>
+          <w:p>
+            <w:r>
+              <w:rPr>
+                <w:sz w:val="18"/>
+              </w:rPr>
+              <w:t>上海艾得蒽数字科技有限公司</w:t>
+            </w:r>
+          </w:p>
+        </w:tc>
+      </w:tr>
+      <w:tr>
+        <w:tc>
+          <w:tcPr>
+            <w:tcW w:type="dxa" w:w="2592"/>
+            <w:shd w:fill="F8FAFC"/>
+            <w:tcMar>
+              <w:top w:w="60" w:type="dxa"/>
+              <w:bottom w:w="60" w:type="dxa"/>
+              <w:left w:w="80" w:type="dxa"/>
+              <w:right w:w="80" w:type="dxa"/>
+            </w:tcMar>
+          </w:tcPr>
+          <w:p>
+            <w:r>
+              <w:rPr>
+                <w:b/>
+                <w:sz w:val="18"/>
+              </w:rPr>
+              <w:t>使用目的</w:t>
+            </w:r>
+          </w:p>
+        </w:tc>
+        <w:tc>
+          <w:tcPr>
+            <w:tcW w:type="dxa" w:w="7056"/>
+            <w:tcMar>
+              <w:top w:w="60" w:type="dxa"/>
+              <w:bottom w:w="60" w:type="dxa"/>
+              <w:left w:w="80" w:type="dxa"/>
+              <w:right w:w="80" w:type="dxa"/>
+            </w:tcMar>
+          </w:tcPr>
+          <w:p>
+            <w:r>
+              <w:rPr>
+                <w:sz w:val="18"/>
+              </w:rPr>
+              <w:t>广告投放及监测归因、广告反作弊、广告投放统计分析、减少应用崩溃、提供稳定可靠的服务、提供个性化推荐服务（可选）</w:t>
+            </w:r>
+          </w:p>
+        </w:tc>
+      </w:tr>
+      <w:tr>
+        <w:tc>
+          <w:tcPr>
+            <w:tcW w:type="dxa" w:w="2592"/>
+            <w:shd w:fill="F8FAFC"/>
+            <w:tcMar>
+              <w:top w:w="60" w:type="dxa"/>
+              <w:bottom w:w="60" w:type="dxa"/>
+              <w:left w:w="80" w:type="dxa"/>
+              <w:right w:w="80" w:type="dxa"/>
+            </w:tcMar>
+          </w:tcPr>
+          <w:p>
+            <w:r>
+              <w:rPr>
+                <w:b/>
+                <w:sz w:val="18"/>
+              </w:rPr>
+              <w:t>使用场景</w:t>
+            </w:r>
+          </w:p>
+        </w:tc>
+        <w:tc>
+          <w:tcPr>
+            <w:tcW w:type="dxa" w:w="7056"/>
+            <w:tcMar>
+              <w:top w:w="60" w:type="dxa"/>
+              <w:bottom w:w="60" w:type="dxa"/>
+              <w:left w:w="80" w:type="dxa"/>
+              <w:right w:w="80" w:type="dxa"/>
+            </w:tcMar>
+          </w:tcPr>
+          <w:p>
+            <w:r>
+              <w:rPr>
+                <w:sz w:val="18"/>
+              </w:rPr>
+              <w:t>向最终用户展示与加载广告（如激励视频广告、插屏广告、Banner 等）及广告交互时</w:t>
+            </w:r>
+          </w:p>
+        </w:tc>
+      </w:tr>
+      <w:tr>
+        <w:tc>
+          <w:tcPr>
+            <w:tcW w:type="dxa" w:w="2592"/>
+            <w:shd w:fill="F8FAFC"/>
+            <w:tcMar>
+              <w:top w:w="60" w:type="dxa"/>
+              <w:bottom w:w="60" w:type="dxa"/>
+              <w:left w:w="80" w:type="dxa"/>
+              <w:right w:w="80" w:type="dxa"/>
+            </w:tcMar>
+          </w:tcPr>
+          <w:p>
+            <w:r>
+              <w:rPr>
+                <w:b/>
+                <w:sz w:val="18"/>
+              </w:rPr>
+              <w:t>调用权限说明</w:t>
+            </w:r>
+          </w:p>
+        </w:tc>
+        <w:tc>
+          <w:tcPr>
+            <w:tcW w:type="dxa" w:w="7056"/>
+            <w:tcMar>
+              <w:top w:w="60" w:type="dxa"/>
+              <w:bottom w:w="60" w:type="dxa"/>
+              <w:left w:w="80" w:type="dxa"/>
+              <w:right w:w="80" w:type="dxa"/>
+            </w:tcMar>
+          </w:tcPr>
+          <w:p>
+            <w:r>
+              <w:rPr>
+                <w:sz w:val="18"/>
+              </w:rPr>
+              <w:t>网络访问权限（INTERNET）、查看网络状态（ACCESS_NETWORK_STATE）；可选：读取电话状态（READ_PHONE_STATE）、读写外置存储（WRITE/READ_EXTERNAL_STORAGE）、位置权限（ACCESS_COARSE/FINE_LOCATION）、请求安装应用（REQUEST_INSTALL_PACKAGES）、读取应用列表（QUERY_ALL_PACKAGES）等</w:t>
+            </w:r>
+          </w:p>
+        </w:tc>
+      </w:tr>
+      <w:tr>
+        <w:tc>
+          <w:tcPr>
+            <w:tcW w:type="dxa" w:w="2592"/>
+            <w:shd w:fill="F8FAFC"/>
+            <w:tcMar>
+              <w:top w:w="60" w:type="dxa"/>
+              <w:bottom w:w="60" w:type="dxa"/>
+              <w:left w:w="80" w:type="dxa"/>
+              <w:right w:w="80" w:type="dxa"/>
+            </w:tcMar>
+          </w:tcPr>
+          <w:p>
+            <w:r>
+              <w:rPr>
+                <w:b/>
+                <w:sz w:val="18"/>
+              </w:rPr>
+              <w:t>个人信息收集类型及方式</w:t>
+            </w:r>
+          </w:p>
+        </w:tc>
+        <w:tc>
+          <w:tcPr>
+            <w:tcW w:type="dxa" w:w="7056"/>
+            <w:tcMar>
+              <w:top w:w="60" w:type="dxa"/>
+              <w:bottom w:w="60" w:type="dxa"/>
+              <w:left w:w="80" w:type="dxa"/>
+              <w:right w:w="80" w:type="dxa"/>
+            </w:tcMar>
+          </w:tcPr>
+          <w:p>
+            <w:r>
+              <w:rPr>
+                <w:sz w:val="18"/>
+              </w:rPr>
+              <w:t>收集类型：</w:t>
+              <w:br/>
+              <w:t>• 设备信息：【必选】设备品牌、型号、软件系统版本、屏幕密度、屏幕分辨率、设备语言、设备时区、CPU 信息、可用存储空间大小、设备标识符（Android: OAID、Android ID；iOS: IDFV）；【可选】设备标识符（Android: IMEI、AAID、VAID；iOS: IDFA）；</w:t>
+              <w:br/>
+              <w:t>• 网络信息：【必选】Wi-Fi 状态、网络信号强度、IP 地址；</w:t>
+              <w:br/>
+              <w:t>• 应用信息：【必选】应用包名、运行中的进程信息、版本号、应用前后台状态；【可选】软件列表信息；</w:t>
+              <w:br/>
+              <w:t>• 传感器信息：【可选】加速度传感器、陀螺仪传感器、线性加速度传感器、磁场传感器、旋转矢量传感器（用于摇一摇、扭一扭等互动广告及反作弊）；</w:t>
+              <w:br/>
+              <w:t>• 广告交互数据：【必选】展示、点击、转化等广告交互数据；</w:t>
+              <w:br/>
+              <w:t>• 位置信息：【可选】粗略位置信息、精确位置信息（WiFi 列表、基站等）；</w:t>
+              <w:br/>
+              <w:t>• 性能数据：【必选】崩溃数据、性能数据。</w:t>
+              <w:br/>
+              <w:t>收集方式：SDK 自行采集</w:t>
+            </w:r>
+          </w:p>
+        </w:tc>
+      </w:tr>
+      <w:tr>
+        <w:tc>
+          <w:tcPr>
+            <w:tcW w:type="dxa" w:w="2592"/>
+            <w:shd w:fill="F8FAFC"/>
+            <w:tcMar>
+              <w:top w:w="60" w:type="dxa"/>
+              <w:bottom w:w="60" w:type="dxa"/>
+              <w:left w:w="80" w:type="dxa"/>
+              <w:right w:w="80" w:type="dxa"/>
+            </w:tcMar>
+          </w:tcPr>
+          <w:p>
+            <w:r>
+              <w:rPr>
+                <w:b/>
+                <w:sz w:val="18"/>
+              </w:rPr>
+              <w:t>频次 / 时机</w:t>
+            </w:r>
+          </w:p>
+        </w:tc>
+        <w:tc>
+          <w:tcPr>
+            <w:tcW w:type="dxa" w:w="7056"/>
+            <w:tcMar>
+              <w:top w:w="60" w:type="dxa"/>
+              <w:bottom w:w="60" w:type="dxa"/>
+              <w:left w:w="80" w:type="dxa"/>
+              <w:right w:w="80" w:type="dxa"/>
+            </w:tcMar>
+          </w:tcPr>
+          <w:p>
+            <w:r>
+              <w:rPr>
+                <w:sz w:val="18"/>
+              </w:rPr>
+              <w:t>仅在用户触发广告请求、加载、展示及互动时按需调用，不进行后台静默定时采集</w:t>
+            </w:r>
+          </w:p>
+        </w:tc>
+      </w:tr>
+      <w:tr>
+        <w:tc>
+          <w:tcPr>
+            <w:tcW w:type="dxa" w:w="2592"/>
+            <w:shd w:fill="F8FAFC"/>
+            <w:tcMar>
+              <w:top w:w="60" w:type="dxa"/>
+              <w:bottom w:w="60" w:type="dxa"/>
+              <w:left w:w="80" w:type="dxa"/>
+              <w:right w:w="80" w:type="dxa"/>
+            </w:tcMar>
+          </w:tcPr>
+          <w:p>
+            <w:r>
+              <w:rPr>
+                <w:b/>
+                <w:sz w:val="18"/>
+              </w:rPr>
+              <w:t>官网链接</w:t>
+            </w:r>
+          </w:p>
+        </w:tc>
+        <w:tc>
+          <w:tcPr>
+            <w:tcW w:type="dxa" w:w="7056"/>
+            <w:tcMar>
+              <w:top w:w="60" w:type="dxa"/>
+              <w:bottom w:w="60" w:type="dxa"/>
+              <w:left w:w="80" w:type="dxa"/>
+              <w:right w:w="80" w:type="dxa"/>
+            </w:tcMar>
+          </w:tcPr>
+          <w:p>
+            <w:r>
+              <w:rPr>
+                <w:sz w:val="18"/>
+              </w:rPr>
+              <w:t>https://ssp.dirichlet.cn</w:t>
+            </w:r>
+          </w:p>
+        </w:tc>
+      </w:tr>
+      <w:tr>
+        <w:tc>
+          <w:tcPr>
+            <w:tcW w:type="dxa" w:w="2592"/>
+            <w:shd w:fill="F8FAFC"/>
+            <w:tcMar>
+              <w:top w:w="60" w:type="dxa"/>
+              <w:bottom w:w="60" w:type="dxa"/>
+              <w:left w:w="80" w:type="dxa"/>
+              <w:right w:w="80" w:type="dxa"/>
+            </w:tcMar>
+          </w:tcPr>
+          <w:p>
+            <w:r>
+              <w:rPr>
+                <w:b/>
+                <w:sz w:val="18"/>
+              </w:rPr>
+              <w:t>隐私政策链接</w:t>
+            </w:r>
+          </w:p>
+        </w:tc>
+        <w:tc>
+          <w:tcPr>
+            <w:tcW w:type="dxa" w:w="7056"/>
+            <w:tcMar>
+              <w:top w:w="60" w:type="dxa"/>
+              <w:bottom w:w="60" w:type="dxa"/>
+              <w:left w:w="80" w:type="dxa"/>
+              <w:right w:w="80" w:type="dxa"/>
+            </w:tcMar>
+          </w:tcPr>
+          <w:p>
+            <w:r>
+              <w:rPr>
+                <w:sz w:val="18"/>
+              </w:rPr>
+              <w:t>https://ssp.dirichlet.cn/docs/agreement</w:t>
+            </w:r>
+          </w:p>
+        </w:tc>
+      </w:tr>
+      <w:tr>
+        <w:tc>
+          <w:tcPr>
+            <w:tcW w:type="dxa" w:w="2592"/>
+            <w:shd w:fill="F8FAFC"/>
+            <w:tcMar>
+              <w:top w:w="60" w:type="dxa"/>
+              <w:bottom w:w="60" w:type="dxa"/>
+              <w:left w:w="80" w:type="dxa"/>
+              <w:right w:w="80" w:type="dxa"/>
+            </w:tcMar>
+          </w:tcPr>
+          <w:p>
+            <w:r>
+              <w:rPr>
+                <w:b/>
+                <w:sz w:val="18"/>
+              </w:rPr>
+              <w:t>合规使用说明</w:t>
+            </w:r>
+          </w:p>
+        </w:tc>
+        <w:tc>
+          <w:tcPr>
+            <w:tcW w:type="dxa" w:w="7056"/>
+            <w:tcMar>
+              <w:top w:w="60" w:type="dxa"/>
+              <w:bottom w:w="60" w:type="dxa"/>
+              <w:left w:w="80" w:type="dxa"/>
+              <w:right w:w="80" w:type="dxa"/>
+            </w:tcMar>
+          </w:tcPr>
+          <w:p>
+            <w:r>
+              <w:rPr>
+                <w:sz w:val="18"/>
+              </w:rPr>
+              <w:t>https://ssp.dirichlet.cn/docs/compliance/</w:t>
+            </w:r>
+          </w:p>
+        </w:tc>
+      </w:tr>
+    </w:tbl>
+    <w:p>
+      <w:pPr>
+        <w:spacing w:after="80" w:line="300" w:lineRule="auto"/>
+      </w:pPr>
+      <w:r>
+        <w:t>【聚合广告服务说明】 若开发者选择使用 TapADN SDK 聚合广告服务，可能会接入第三方广告网络合作方直接收集和处理广告相关数据以提供更丰富的广告内容。各聚合第三方包括：</w:t>
+        <w:br/>
+        <w:t>• 穿山甲广告 SDK（北京巨量引擎网络技术有限公司）：https://www.csjplatform.com/privacy/partner</w:t>
+        <w:br/>
+        <w:t>• 优量汇 SDK（深圳市腾讯计算机系统有限公司）：https://e.qq.com/dev/help_detail.html?cid=2005&amp;pid=5983</w:t>
+        <w:br/>
+        <w:t>• 百度联盟 SDK（北京百度网讯科技有限公司）：https://union.baidu.com/aibqt/legal/policies</w:t>
+        <w:br/>
+        <w:t>• 爱奇艺联盟 SDK（北京爱奇艺科技有限公司）：https://union.iqiyi.com/platform/privacyPolicy</w:t>
+      </w:r>
+    </w:p>
+    <w:p>
+      <w:pPr>
+        <w:spacing w:after="80" w:line="300" w:lineRule="auto"/>
+      </w:pPr>
+      <w:r>
         <w:t>【提示】第三方 SDK 的具体个人信息处理规则请参见其官方发布的隐私政策。如后续新增或调整第三方 SDK 接入，我们将及时更新本清单并在游戏内向您公示。</w:t>
       </w:r>
     </w:p>
     <w:p>
       <w:pPr>
-        <w:spacing w:before="280" w:after="120"/>
+        <w:keepNext/>
+        <w:spacing w:before="280" w:after="80"/>
       </w:pPr>
       <w:r>
         <w:rPr>
           <w:rFonts w:ascii="Microsoft YaHei" w:hAnsi="Microsoft YaHei" w:eastAsia="Microsoft YaHei"/>
           <w:b/>
-          <w:color w:val="1F4E79"/>
-          <w:sz w:val="24"/>
+          <w:color w:val="1A5276"/>
+          <w:sz w:val="26"/>
         </w:rPr>
         <w:t>六、我们如何保护您的个人信息</w:t>
       </w:r>
     </w:p>
     <w:p>
       <w:pPr>
-        <w:spacing w:before="0" w:after="80" w:line="300" w:lineRule="auto"/>
+        <w:spacing w:after="80" w:line="300" w:lineRule="auto"/>
       </w:pPr>
       <w:r>
-        <w:rPr>
-          <w:rFonts w:ascii="Microsoft YaHei" w:hAnsi="Microsoft YaHei" w:eastAsia="Microsoft YaHei"/>
-          <w:color w:val="3C3C3C"/>
-          <w:sz w:val="19"/>
-        </w:rPr>
-        <w:t>1. 技术安全措施：我们已采取符合业界标准的安全防护措施保护您的个人信息，包括本地数据加密存储、严格的权限访问隔离等，防止数据遭到未经授权的访问、公开披露、使用、修改、损坏或丢失。</w:t>
+        <w:t>1. 技术安全措施： 我们已采取符合业界标准的安全防护措施保护您的个人信息，包括本地数据加密存储、严格的权限访问隔离等，防止数据遭到未经授权的访问、公开披露、使用、修改、损坏或丢失。</w:t>
         <w:br/>
-        <w:t>2. 安全制度与意识：我们建立了严格的数据安全管理流程与权限审批机制，仅允许必要人员出于业务需要接触相关数据。</w:t>
+        <w:t>2. 安全制度与意识： 我们建立了严格的数据安全管理流程与权限审批机制，仅允许必要人员出于业务需要接触相关数据。</w:t>
         <w:br/>
-        <w:t>3. 安全事件应对：若不幸发生个人信息安全事件，我们将按照法律法规的要求，及时向您告知安全事件的基本情况和可能的影响、我们已采取或将要采取的处置措施、您可自主防范和降低风险的建议等。我们将以应用内通知、公告等方式告知您，并依法向监管部门上报。</w:t>
+        <w:t>3. 安全事件应对： 若不幸发生个人信息安全事件，我们将按照法律法规的要求，及时向您告知安全事件的基本情况和可能的影响、我们已采取或将要采取的处置措施、您可自主防范和降低风险的建议等。我们将以应用内通知、公告等方式告知您，并依法向监管部门上报。</w:t>
       </w:r>
     </w:p>
     <w:p>
       <w:pPr>
-        <w:spacing w:before="280" w:after="120"/>
+        <w:keepNext/>
+        <w:spacing w:before="280" w:after="80"/>
       </w:pPr>
       <w:r>
         <w:rPr>
           <w:rFonts w:ascii="Microsoft YaHei" w:hAnsi="Microsoft YaHei" w:eastAsia="Microsoft YaHei"/>
           <w:b/>
-          <w:color w:val="1F4E79"/>
-          <w:sz w:val="24"/>
+          <w:color w:val="1A5276"/>
+          <w:sz w:val="26"/>
         </w:rPr>
         <w:t>七、您如何管理您的个人信息</w:t>
       </w:r>
     </w:p>
     <w:p>
       <w:pPr>
-        <w:spacing w:before="0" w:after="80" w:line="300" w:lineRule="auto"/>
+        <w:spacing w:after="80" w:line="300" w:lineRule="auto"/>
       </w:pPr>
       <w:r>
-        <w:rPr>
-          <w:rFonts w:ascii="Microsoft YaHei" w:hAnsi="Microsoft YaHei" w:eastAsia="Microsoft YaHei"/>
-          <w:color w:val="3C3C3C"/>
-          <w:sz w:val="19"/>
-        </w:rPr>
         <w:t>在您使用《骑士冲锋》期间，您拥有依法管理自身个人信息的权利：</w:t>
-        <w:br/>
         <w:br/>
         <w:t>1. 访问、更正与删除您的个人信息：</w:t>
         <w:br/>
-        <w:t>• 本地数据清除：您可以在手机“系统设置 - 应用管理 - 骑士冲锋 - 存储空间”中点击“清除数据 / 清除缓存”，即可完全删除存储在本地设备上的全部游戏进度与配置。</w:t>
+        <w:t xml:space="preserve">   - 本地数据清除：您可以在手机“系统设置 - 应用管理 - 骑士冲锋 - 存储空间”中点击“清除数据 / 清除缓存”，即可完全删除存储在本地设备上的全部游戏进度与配置。</w:t>
         <w:br/>
-        <w:t>• 卸载删除：您随时可以通过卸载《骑士冲锋》客户端来终止我们对您设备信息的收集并清除本地全部残留数据。</w:t>
+        <w:t xml:space="preserve">   - 卸载删除：您随时可以通过卸载《骑士冲锋》客户端来终止我们对您设备信息的收集并清除本地全部残留数据。</w:t>
         <w:br/>
+        <w:t>2. 个性化广告推荐的开启与关闭：</w:t>
         <w:br/>
-        <w:t>2. 改变或撤回授权同意的范围：</w:t>
+        <w:t xml:space="preserve">   您可以通过游戏内设置或联系我们关闭个性化广告推荐服务。关闭后，广告数量不变，但广告内容将不再基于您的个人偏好进行匹配推荐。</w:t>
         <w:br/>
-        <w:t>您可以通过移动设备的系统设置（“设置 - 应用与权限 - 权限管理 - 骑士冲锋”）随时开启或关闭网络访问等权限，以改变您授权我们继续收集个人信息的范围。当您撤回授权后，我们将不再处理相应的个人信息。</w:t>
+        <w:t>3. 改变或撤回授权同意的范围：</w:t>
         <w:br/>
+        <w:t xml:space="preserve">   您可以通过移动设备的系统设置（“设置 - 应用与权限 - 权限管理 - 骑士冲锋”）随时开启或关闭网络访问、存储、位置等权限，以改变您授权我们继续收集个人信息的范围。当您撤回授权后，我们将不再处理相应的个人信息。</w:t>
         <w:br/>
-        <w:t>3. 注销账号：</w:t>
+        <w:t>4. 注销账号：</w:t>
         <w:br/>
-        <w:t>本游戏目前为免注册本地单机游戏，不设云端独立账号体系。如后续上线账号系统，我们将在游戏内提供显著的“注销账号”功能入口。</w:t>
+        <w:t xml:space="preserve">   本游戏目前为免注册本地单机游戏，不设云端独立账号体系。如后续上线账号系统，我们将在游戏内提供显著的“注销账号”功能入口。</w:t>
         <w:br/>
+        <w:t>5. 响应您的请求：</w:t>
         <w:br/>
-        <w:t>4. 响应您的请求：</w:t>
-        <w:br/>
-        <w:t>如果您无法通过上述途径管理您的个人信息，或对个人信息处理有任何疑问，您可以通过本政策第十部分提供的联系方式与我们取得联系。为保障安全，我们可能需要您提供必要凭证以验证身份。我们将在收到请求并在验证身份后的 15个工作日内 予以处理并答复。</w:t>
+        <w:t xml:space="preserve">   如果您无法通过上述途径管理您的个人信息，或对个人信息处理有任何疑问，您可以通过本政策第十部分提供的联系方式与我们取得联系。为保障安全，我们可能需要您提供必要凭证以验证身份。我们将在收到请求并在验证身份后的 15个工作日内 予以处理并答复。</w:t>
       </w:r>
     </w:p>
     <w:p>
       <w:pPr>
-        <w:spacing w:before="280" w:after="120"/>
+        <w:keepNext/>
+        <w:spacing w:before="280" w:after="80"/>
       </w:pPr>
       <w:r>
         <w:rPr>
           <w:rFonts w:ascii="Microsoft YaHei" w:hAnsi="Microsoft YaHei" w:eastAsia="Microsoft YaHei"/>
           <w:b/>
-          <w:color w:val="1F4E79"/>
-          <w:sz w:val="24"/>
+          <w:color w:val="1A5276"/>
+          <w:sz w:val="26"/>
         </w:rPr>
         <w:t>八、我们如何处理未成年人的个人信息</w:t>
       </w:r>
     </w:p>
     <w:p>
       <w:pPr>
-        <w:spacing w:before="0" w:after="80" w:line="300" w:lineRule="auto"/>
+        <w:spacing w:after="80" w:line="300" w:lineRule="auto"/>
       </w:pPr>
       <w:r>
-        <w:rPr>
-          <w:rFonts w:ascii="Microsoft YaHei" w:hAnsi="Microsoft YaHei" w:eastAsia="Microsoft YaHei"/>
-          <w:color w:val="3C3C3C"/>
-          <w:sz w:val="19"/>
-        </w:rPr>
         <w:t>1. 我们非常重视对未成年人（特别是未满14周岁的儿童）个人信息和隐私的保护。</w:t>
         <w:br/>
         <w:t>2. 若您是未满18周岁的未成年人，在开始使用《骑士冲锋》前，应在您的父母或其他监护人的监护、指导下共同阅读并充分理解本隐私政策，并在征得您的监护人明确同意后使用我们的产品或服务。</w:t>
@@ -1412,28 +2931,24 @@
     </w:p>
     <w:p>
       <w:pPr>
-        <w:spacing w:before="280" w:after="120"/>
+        <w:keepNext/>
+        <w:spacing w:before="280" w:after="80"/>
       </w:pPr>
       <w:r>
         <w:rPr>
           <w:rFonts w:ascii="Microsoft YaHei" w:hAnsi="Microsoft YaHei" w:eastAsia="Microsoft YaHei"/>
           <w:b/>
-          <w:color w:val="1F4E79"/>
-          <w:sz w:val="24"/>
+          <w:color w:val="1A5276"/>
+          <w:sz w:val="26"/>
         </w:rPr>
         <w:t>九、本隐私政策如何更新</w:t>
       </w:r>
     </w:p>
     <w:p>
       <w:pPr>
-        <w:spacing w:before="0" w:after="80" w:line="300" w:lineRule="auto"/>
+        <w:spacing w:after="80" w:line="300" w:lineRule="auto"/>
       </w:pPr>
       <w:r>
-        <w:rPr>
-          <w:rFonts w:ascii="Microsoft YaHei" w:hAnsi="Microsoft YaHei" w:eastAsia="Microsoft YaHei"/>
-          <w:color w:val="3C3C3C"/>
-          <w:sz w:val="19"/>
-        </w:rPr>
         <w:t>1. 为向您提供更优质的服务以及随着法律法规及业务的发展，我们可能会适时修订本隐私政策的内容。</w:t>
         <w:br/>
         <w:t>2. 当本隐私政策发生重大变更时（如业务功能重大调整、个人信息处理目的与类型发生重大变化、第三方SDK变动等），我们将在新版本发布时通过应用内弹窗、公告或更新提示等显著方式向您展示变更后的内容，并再次征得您的明示同意。</w:t>
@@ -1443,29 +2958,26 @@
     </w:p>
     <w:p>
       <w:pPr>
-        <w:spacing w:before="280" w:after="120"/>
+        <w:keepNext/>
+        <w:spacing w:before="280" w:after="80"/>
       </w:pPr>
       <w:r>
         <w:rPr>
           <w:rFonts w:ascii="Microsoft YaHei" w:hAnsi="Microsoft YaHei" w:eastAsia="Microsoft YaHei"/>
           <w:b/>
-          <w:color w:val="1F4E79"/>
-          <w:sz w:val="24"/>
+          <w:color w:val="1A5276"/>
+          <w:sz w:val="26"/>
         </w:rPr>
         <w:t>十、如何联系我们</w:t>
       </w:r>
     </w:p>
     <w:p>
       <w:pPr>
-        <w:spacing w:before="0" w:after="80" w:line="300" w:lineRule="auto"/>
+        <w:spacing w:after="80" w:line="300" w:lineRule="auto"/>
       </w:pPr>
       <w:r>
-        <w:rPr>
-          <w:rFonts w:ascii="Microsoft YaHei" w:hAnsi="Microsoft YaHei" w:eastAsia="Microsoft YaHei"/>
-          <w:color w:val="3C3C3C"/>
-          <w:sz w:val="19"/>
-        </w:rPr>
         <w:t>如果您对本隐私政策、个人信息保护有任何疑问、意见、建议或投诉举报，您可以通过以下方式与我们取得联系：</w:t>
+        <w:br/>
         <w:br/>
         <w:t>• 开发者姓名：高澜城</w:t>
         <w:br/>
@@ -1481,7 +2993,7 @@
     </w:p>
     <w:sectPr>
       <w:pgSz w:w="12240" w:h="15840"/>
-      <w:pgMar w:top="1440" w:right="1440" w:bottom="1440" w:left="1440" w:header="720" w:footer="720" w:gutter="0"/>
+      <w:pgMar w:top="1152" w:right="1296" w:bottom="1152" w:left="1296" w:header="720" w:footer="720" w:gutter="0"/>
       <w:cols w:space="720"/>
       <w:docGrid w:linePitch="360"/>
     </w:sectPr>
@@ -1855,7 +3367,7 @@
     <w:rPr>
       <w:rFonts w:ascii="Microsoft YaHei" w:hAnsi="Microsoft YaHei" w:eastAsia="Microsoft YaHei"/>
       <w:color w:val="333333"/>
-      <w:sz w:val="20"/>
+      <w:sz w:val="21"/>
     </w:rPr>
   </w:style>
   <w:style w:type="paragraph" w:styleId="Header">
